--- a/dist/docs/templates/knowledge/anki-card-writing-guide.docx
+++ b/dist/docs/templates/knowledge/anki-card-writing-guide.docx
@@ -60,7 +60,16 @@
         <w:t xml:space="preserve"> </w:t>
       </w:r>
       <w:r>
-        <w:t xml:space="preserve">Hire A and Hire B, every day. The Manager spot-checks cards at each milestone (10 cards, zero factual errors expected at day 30). Anyone who adds cards to the team deck sources.</w:t>
+        <w:t xml:space="preserve">Hire A and Hire B, every day. The Senior or the Manager spot-checks 10 cards at each milestone and expects zero factual errors. Anyone who edits the team deck's source files (</w:t>
+      </w:r>
+      <w:r>
+        <w:rPr>
+          <w:rStyle w:val="VerbatimChar"/>
+        </w:rPr>
+        <w:t xml:space="preserve">data/anki/*.csv</w:t>
+      </w:r>
+      <w:r>
+        <w:t xml:space="preserve">, maintained by the Manager) follows it too.</w:t>
       </w:r>
     </w:p>
     <w:p>
@@ -82,19 +91,7 @@
         <w:t xml:space="preserve"> </w:t>
       </w:r>
       <w:r>
-        <w:t xml:space="preserve">from Day 1 (Mon 10/19: import</w:t>
-      </w:r>
-      <w:r>
-        <w:t xml:space="preserve"> </w:t>
-      </w:r>
-      <w:r>
-        <w:rPr>
-          <w:rStyle w:val="VerbatimChar"/>
-        </w:rPr>
-        <w:t xml:space="preserve">dist/BSA-Onboarding.apkg</w:t>
-      </w:r>
-      <w:r>
-        <w:t xml:space="preserve">, first reviews). First 5 own cards on Wed 10/21. Company-specific card targets: 20 by day 30, 50 by day 60, 80 by day 90 (</w:t>
+        <w:t xml:space="preserve">from Day 1 (Mon 10/19: import BSA-Onboarding.apkg from the onboarding folder, first reviews). First 5 own cards on Wed 10/21; at least 15 by the end of W2. Targets for the cards you write (company-specific plus your own generic cards; the team deck does not count): 20 by day 30, 50 by day 60, 80 by day 90 (</w:t>
       </w:r>
       <w:r>
         <w:rPr>
@@ -214,13 +211,57 @@
               <w:jc w:val="left"/>
             </w:pPr>
             <w:r>
+              <w:t xml:space="preserve">BSA-Onboarding.apkg in the onboarding folder, built by the Manager. You study it; you do not edit it</w:t>
+            </w:r>
+          </w:p>
+        </w:tc>
+        <w:tc>
+          <w:tcPr/>
+          <w:p>
+            <w:pPr>
+              <w:pStyle w:val="Compact"/>
+              <w:jc w:val="left"/>
+            </w:pPr>
+            <w:r>
+              <w:t xml:space="preserve">Yes: it contains no company data. But Anki syncs whole profiles, so the sync rules below still apply</w:t>
+            </w:r>
+          </w:p>
+        </w:tc>
+      </w:tr>
+      <w:tr>
+        <w:tc>
+          <w:tcPr/>
+          <w:p>
+            <w:pPr>
+              <w:pStyle w:val="Compact"/>
+              <w:jc w:val="left"/>
+            </w:pPr>
+            <w:r>
+              <w:t xml:space="preserve">Your own deck, for example "BSA Company Internal"</w:t>
+            </w:r>
+          </w:p>
+        </w:tc>
+        <w:tc>
+          <w:tcPr/>
+          <w:p>
+            <w:pPr>
+              <w:pStyle w:val="Compact"/>
+              <w:jc w:val="left"/>
+            </w:pPr>
+            <w:r>
+              <w:t xml:space="preserve">Every card you write: company systems, tables, tools, process steps, roles and rules of thumb (tag</w:t>
+            </w:r>
+            <w:r>
+              <w:t xml:space="preserve"> </w:t>
+            </w:r>
+            <w:r>
               <w:rPr>
                 <w:rStyle w:val="VerbatimChar"/>
               </w:rPr>
-              <w:t xml:space="preserve">dist/BSA-Onboarding.apkg</w:t>
-            </w:r>
-            <w:r>
-              <w:t xml:space="preserve">, built from</w:t>
+              <w:t xml:space="preserve">company</w:t>
+            </w:r>
+            <w:r>
+              <w:t xml:space="preserve">), plus your own cards on general topics such as regulations, craft and data (tag</w:t>
             </w:r>
             <w:r>
               <w:t xml:space="preserve"> </w:t>
@@ -229,63 +270,22 @@
               <w:rPr>
                 <w:rStyle w:val="VerbatimChar"/>
               </w:rPr>
-              <w:t xml:space="preserve">data/anki/*.csv</w:t>
-            </w:r>
-            <w:r>
-              <w:t xml:space="preserve"> </w:t>
-            </w:r>
-            <w:r>
-              <w:t xml:space="preserve">in this repo</w:t>
-            </w:r>
-          </w:p>
-        </w:tc>
-        <w:tc>
-          <w:tcPr/>
-          <w:p>
-            <w:pPr>
-              <w:pStyle w:val="Compact"/>
-              <w:jc w:val="left"/>
-            </w:pPr>
-            <w:r>
-              <w:t xml:space="preserve">Yes: it contains no company data. But Anki syncs whole profiles, so the sync rules below still apply</w:t>
-            </w:r>
-          </w:p>
-        </w:tc>
-      </w:tr>
-      <w:tr>
-        <w:tc>
-          <w:tcPr/>
-          <w:p>
-            <w:pPr>
-              <w:pStyle w:val="Compact"/>
-              <w:jc w:val="left"/>
-            </w:pPr>
-            <w:r>
-              <w:t xml:space="preserve">Company deck: your own, for example "BSA Company Internal"</w:t>
-            </w:r>
-          </w:p>
-        </w:tc>
-        <w:tc>
-          <w:tcPr/>
-          <w:p>
-            <w:pPr>
-              <w:pStyle w:val="Compact"/>
-              <w:jc w:val="left"/>
-            </w:pPr>
-            <w:r>
-              <w:t xml:space="preserve">Our systems, tables, tools, process steps, roles, rules of thumb</w:t>
-            </w:r>
-          </w:p>
-        </w:tc>
-        <w:tc>
-          <w:tcPr/>
-          <w:p>
-            <w:pPr>
-              <w:pStyle w:val="Compact"/>
-              <w:jc w:val="left"/>
-            </w:pPr>
-            <w:r>
-              <w:t xml:space="preserve">Written by you as you learn; shared through [COMPANY: SharePoint or OneNote location]</w:t>
+              <w:t xml:space="preserve">own</w:t>
+            </w:r>
+            <w:r>
+              <w:t xml:space="preserve">)</w:t>
+            </w:r>
+          </w:p>
+        </w:tc>
+        <w:tc>
+          <w:tcPr/>
+          <w:p>
+            <w:pPr>
+              <w:pStyle w:val="Compact"/>
+              <w:jc w:val="left"/>
+            </w:pPr>
+            <w:r>
+              <w:t xml:space="preserve">Written by you as you learn; company cards shared through [COMPANY: SharePoint or OneNote location]</w:t>
             </w:r>
           </w:p>
         </w:tc>
@@ -308,7 +308,64 @@
         <w:pStyle w:val="BodyText"/>
       </w:pPr>
       <w:r>
-        <w:t xml:space="preserve">If a card names a company system object, tool, report, team, person, threshold, customer, supplier or item, it is company-specific and goes in the company deck.</w:t>
+        <w:t xml:space="preserve">If a card names a company system object, tool, report, team, person, threshold, customer, supplier or item, it is company-specific: tag it</w:t>
+      </w:r>
+      <w:r>
+        <w:t xml:space="preserve"> </w:t>
+      </w:r>
+      <w:r>
+        <w:rPr>
+          <w:rStyle w:val="VerbatimChar"/>
+        </w:rPr>
+        <w:t xml:space="preserve">company</w:t>
+      </w:r>
+      <w:r>
+        <w:t xml:space="preserve">.</w:t>
+      </w:r>
+    </w:p>
+    <w:p>
+      <w:pPr>
+        <w:pStyle w:val="BodyText"/>
+      </w:pPr>
+      <w:r>
+        <w:rPr>
+          <w:bCs/>
+          <w:b/>
+        </w:rPr>
+        <w:t xml:space="preserve">Which cards count.</w:t>
+      </w:r>
+      <w:r>
+        <w:t xml:space="preserve"> </w:t>
+      </w:r>
+      <w:r>
+        <w:t xml:space="preserve">The targets above, the W2 check (15 cards) and the milestone spot checks count only the cards you write:</w:t>
+      </w:r>
+      <w:r>
+        <w:t xml:space="preserve"> </w:t>
+      </w:r>
+      <w:r>
+        <w:rPr>
+          <w:rStyle w:val="VerbatimChar"/>
+        </w:rPr>
+        <w:t xml:space="preserve">company</w:t>
+      </w:r>
+      <w:r>
+        <w:t xml:space="preserve"> </w:t>
+      </w:r>
+      <w:r>
+        <w:t xml:space="preserve">plus</w:t>
+      </w:r>
+      <w:r>
+        <w:t xml:space="preserve"> </w:t>
+      </w:r>
+      <w:r>
+        <w:rPr>
+          <w:rStyle w:val="VerbatimChar"/>
+        </w:rPr>
+        <w:t xml:space="preserve">own</w:t>
+      </w:r>
+      <w:r>
+        <w:t xml:space="preserve">. Cards in the team deck do not count, because you did not write them. Keep all your own cards in your own deck, never inside the team deck, so that importing a new team-deck version never touches them. In the Friday self-report, write "cards: N company, M own".</w:t>
       </w:r>
     </w:p>
     <w:bookmarkEnd w:id="20"/>
@@ -422,13 +479,25 @@
           <w:bCs/>
           <w:b/>
         </w:rPr>
-        <w:t xml:space="preserve">Avoid volatile numbers.</w:t>
-      </w:r>
-      <w:r>
-        <w:t xml:space="preserve"> </w:t>
-      </w:r>
-      <w:r>
-        <w:t xml:space="preserve">Tariff rates, fee amounts, thresholds and dates change. Prefer a card on where to find the current value. If you must keep a number, date-stamp it and cite the source on the front: "As of 2026-10-08, ...". Delete or update it when it changes.</w:t>
+        <w:t xml:space="preserve">Avoid volatile facts.</w:t>
+      </w:r>
+      <w:r>
+        <w:t xml:space="preserve"> </w:t>
+      </w:r>
+      <w:r>
+        <w:t xml:space="preserve">Tariff rates, fee amounts, thresholds, the current status of an action and system names change. Prefer a card on where to find the current value. If you must keep a fact that can change, tag the card</w:t>
+      </w:r>
+      <w:r>
+        <w:t xml:space="preserve"> </w:t>
+      </w:r>
+      <w:r>
+        <w:rPr>
+          <w:rStyle w:val="VerbatimChar"/>
+        </w:rPr>
+        <w:t xml:space="preserve">dated</w:t>
+      </w:r>
+      <w:r>
+        <w:t xml:space="preserve">, cite the source, and end the back with the month you checked it, for example "(as of Oct 2026)". The team deck uses the same convention. Update or delete the card when the fact changes.</w:t>
       </w:r>
     </w:p>
     <w:p>
@@ -803,7 +872,7 @@
               <w:jc w:val="left"/>
             </w:pPr>
             <w:r>
-              <w:t xml:space="preserve">Front: "Explain IMMEX, Anexo 24 and Anexo 31."</w:t>
+              <w:t xml:space="preserve">Front: "Explain IMMEX, Anexo 24 and Anexo 30."</w:t>
             </w:r>
           </w:p>
         </w:tc>
@@ -950,7 +1019,19 @@
         <w:pStyle w:val="Compact"/>
       </w:pPr>
       <w:r>
-        <w:t xml:space="preserve">Front: "As of [date], how often does [COMPANY: tool name] run, and who receives its output?" / Back: "[Schedule]; [recipient]." / Source: "Tool doc T-[nn]".</w:t>
+        <w:t xml:space="preserve">Front: "How often does [COMPANY: tool name] run, and who receives its output?" / Back: "[Schedule]; [recipient]. (as of [Mon YYYY])" / Source: "Tool doc T-[nn]" / Tags:</w:t>
+      </w:r>
+      <w:r>
+        <w:t xml:space="preserve"> </w:t>
+      </w:r>
+      <w:r>
+        <w:rPr>
+          <w:rStyle w:val="VerbatimChar"/>
+        </w:rPr>
+        <w:t xml:space="preserve">M6::Tools company dated</w:t>
+      </w:r>
+      <w:r>
+        <w:t xml:space="preserve">.</w:t>
       </w:r>
     </w:p>
     <w:bookmarkEnd w:id="22"/>
@@ -1195,7 +1276,7 @@
           <w:bCs/>
           <w:b/>
         </w:rPr>
-        <w:t xml:space="preserve">Optional extra tags:</w:t>
+        <w:t xml:space="preserve">Extra tags:</w:t>
       </w:r>
       <w:r>
         <w:t xml:space="preserve"> </w:t>
@@ -1234,7 +1315,7 @@
         <w:t xml:space="preserve">MX</w:t>
       </w:r>
       <w:r>
-        <w:t xml:space="preserve">),</w:t>
+        <w:t xml:space="preserve">) where useful;</w:t>
       </w:r>
       <w:r>
         <w:t xml:space="preserve"> </w:t>
@@ -1249,7 +1330,7 @@
         <w:t xml:space="preserve"> </w:t>
       </w:r>
       <w:r>
-        <w:t xml:space="preserve">for any card with a date stamp (review these monthly), and</w:t>
+        <w:t xml:space="preserve">on any card whose fact can change (its back ends "(as of Mon YYYY)"; review these monthly); and on every card you write, either</w:t>
       </w:r>
       <w:r>
         <w:t xml:space="preserve"> </w:t>
@@ -1264,7 +1345,22 @@
         <w:t xml:space="preserve"> </w:t>
       </w:r>
       <w:r>
-        <w:t xml:space="preserve">on every company-deck card.</w:t>
+        <w:t xml:space="preserve">(company-specific) or</w:t>
+      </w:r>
+      <w:r>
+        <w:t xml:space="preserve"> </w:t>
+      </w:r>
+      <w:r>
+        <w:rPr>
+          <w:rStyle w:val="VerbatimChar"/>
+        </w:rPr>
+        <w:t xml:space="preserve">own</w:t>
+      </w:r>
+      <w:r>
+        <w:t xml:space="preserve"> </w:t>
+      </w:r>
+      <w:r>
+        <w:t xml:space="preserve">(your own generic card).</w:t>
       </w:r>
     </w:p>
     <w:p>
@@ -1528,7 +1624,28 @@
               <w:t xml:space="preserve">tag:dated</w:t>
             </w:r>
             <w:r>
-              <w:t xml:space="preserve">; rewrite or retire those cards; count your company cards for the Friday self-report</w:t>
+              <w:t xml:space="preserve">; rewrite or retire those cards; count the cards you wrote (</w:t>
+            </w:r>
+            <w:r>
+              <w:rPr>
+                <w:rStyle w:val="VerbatimChar"/>
+              </w:rPr>
+              <w:t xml:space="preserve">tag:company</w:t>
+            </w:r>
+            <w:r>
+              <w:t xml:space="preserve">,</w:t>
+            </w:r>
+            <w:r>
+              <w:t xml:space="preserve"> </w:t>
+            </w:r>
+            <w:r>
+              <w:rPr>
+                <w:rStyle w:val="VerbatimChar"/>
+              </w:rPr>
+              <w:t xml:space="preserve">tag:own</w:t>
+            </w:r>
+            <w:r>
+              <w:t xml:space="preserve">) for the Friday self-report</w:t>
             </w:r>
           </w:p>
         </w:tc>
@@ -1551,7 +1668,7 @@
         <w:pStyle w:val="BodyText"/>
       </w:pPr>
       <w:r>
-        <w:t xml:space="preserve">Settings that keep it at 15 minutes: in the deck options for the team deck, set new cards per day to about 10. If reviews take more than 20 minutes for 3 days in a row, cut new cards to 5 until it settles. Anki marks a card as a leech after 8 lapses by default and suspends it. Find leeches with the search</w:t>
+        <w:t xml:space="preserve">Settings that keep it at 15 minutes: in the deck options for the team deck, set new cards per day to about 10. If reviews take more than 20 minutes for 3 days in a row, cut new cards to 5 until it settles. Anki tags a card</w:t>
       </w:r>
       <w:r>
         <w:t xml:space="preserve"> </w:t>
@@ -1560,6 +1677,21 @@
         <w:rPr>
           <w:rStyle w:val="VerbatimChar"/>
         </w:rPr>
+        <w:t xml:space="preserve">leech</w:t>
+      </w:r>
+      <w:r>
+        <w:t xml:space="preserve"> </w:t>
+      </w:r>
+      <w:r>
+        <w:t xml:space="preserve">after 8 lapses by default and, if the deck's leech action is set to suspend, also suspends it. Find leeches with the search</w:t>
+      </w:r>
+      <w:r>
+        <w:t xml:space="preserve"> </w:t>
+      </w:r>
+      <w:r>
+        <w:rPr>
+          <w:rStyle w:val="VerbatimChar"/>
+        </w:rPr>
         <w:t xml:space="preserve">tag:leech</w:t>
       </w:r>
       <w:r>
@@ -1570,13 +1702,13 @@
       </w:r>
     </w:p>
     <w:bookmarkEnd w:id="24"/>
-    <w:bookmarkStart w:id="25" w:name="Xdb1c0fa816a798c8401b0e6cc528b986563d075"/>
+    <w:bookmarkStart w:id="25" w:name="adding-your-own-cards-in-a-separate-deck"/>
     <w:p>
       <w:pPr>
         <w:pStyle w:val="Heading2"/>
       </w:pPr>
       <w:r>
-        <w:t xml:space="preserve">Adding company-specific cards in a separate deck</w:t>
+        <w:t xml:space="preserve">Adding your own cards in a separate deck</w:t>
       </w:r>
     </w:p>
     <w:p>
@@ -1642,7 +1774,7 @@
         <w:t xml:space="preserve"> </w:t>
       </w:r>
       <w:r>
-        <w:t xml:space="preserve">click Add, pick the note type and the company deck, fill Front, Back and Source, and add tags (for example</w:t>
+        <w:t xml:space="preserve">click Add, pick the note type and your own deck, fill Front, Back and Source, and add tags (for example</w:t>
       </w:r>
       <w:r>
         <w:t xml:space="preserve"> </w:t>
@@ -1654,7 +1786,22 @@
         <w:t xml:space="preserve">M5C::PPV company</w:t>
       </w:r>
       <w:r>
-        <w:t xml:space="preserve">).</w:t>
+        <w:t xml:space="preserve">, or</w:t>
+      </w:r>
+      <w:r>
+        <w:t xml:space="preserve"> </w:t>
+      </w:r>
+      <w:r>
+        <w:rPr>
+          <w:rStyle w:val="VerbatimChar"/>
+        </w:rPr>
+        <w:t xml:space="preserve">M1::Valuation own</w:t>
+      </w:r>
+      <w:r>
+        <w:t xml:space="preserve"> </w:t>
+      </w:r>
+      <w:r>
+        <w:t xml:space="preserve">for a generic card).</w:t>
       </w:r>
     </w:p>
     <w:p>
@@ -1732,7 +1879,7 @@
         <w:pStyle w:val="Compact"/>
       </w:pPr>
       <w:r>
-        <w:t xml:space="preserve">Anki syncs the whole collection, not chosen decks. If your company deck is in the same profile as anything you sync, the company deck goes to AnkiWeb too.</w:t>
+        <w:t xml:space="preserve">Anki syncs the whole collection, not chosen decks. If your own deck is in the same profile as anything you sync, your own deck goes to AnkiWeb too.</w:t>
       </w:r>
     </w:p>
     <w:p>
@@ -1754,7 +1901,7 @@
         <w:t xml:space="preserve"> </w:t>
       </w:r>
       <w:r>
-        <w:t xml:space="preserve">do not sync any Anki profile that contains company-specific cards unless [COMPANY: policy confirms] that AnkiWeb is approved for this data. Do not install the company deck on a personal phone or tablet.</w:t>
+        <w:t xml:space="preserve">do not sync any Anki profile that contains company-specific cards unless [COMPANY: policy confirms] that AnkiWeb is approved for this data. Do not install your own deck on a personal phone or tablet.</w:t>
       </w:r>
       <w:r>
         <w:t xml:space="preserve"> </w:t>
@@ -1821,7 +1968,7 @@
         <w:t xml:space="preserve"> </w:t>
       </w:r>
       <w:r>
-        <w:t xml:space="preserve">Keep one shared workbook at [COMPANY: SharePoint location] with the same columns as the team deck CSVs: front, back, tags, source, plus author, reviewed by and date reviewed. Add your cards there weekly; the reviewer fills the review columns. Link it from the OneNote page "Anki company deck".</w:t>
+        <w:t xml:space="preserve">Keep one shared workbook at [COMPANY: SharePoint location] with the columns front, back, tags and source (as in BSA-Onboarding-cards.csv in the onboarding folder, without its deck column), plus author, reviewed by and date reviewed. Add your cards there weekly; the reviewer fills the review columns. Link it from the OneNote page "Anki company deck".</w:t>
       </w:r>
     </w:p>
     <w:p>
@@ -1865,7 +2012,7 @@
         <w:t xml:space="preserve"> </w:t>
       </w:r>
       <w:r>
-        <w:t xml:space="preserve">File &gt; Export, choose "Anki Deck Package (.apkg)", select only the company deck, and untick "Include scheduling information" so others get fresh cards. Save it to [COMPANY: SharePoint folder] and link it from OneNote. Others import it with File &gt; Import.</w:t>
+        <w:t xml:space="preserve">File &gt; Export, choose "Anki Deck Package (.apkg)", select only your own deck, and untick "Include scheduling information" so others get fresh cards. Save it to [COMPANY: SharePoint folder] and link it from OneNote. Others import it with File &gt; Import.</w:t>
       </w:r>
     </w:p>
     <w:p>
@@ -1887,7 +2034,7 @@
         <w:t xml:space="preserve"> </w:t>
       </w:r>
       <w:r>
-        <w:t xml:space="preserve">File &gt; Export &gt; "Notes in Plain Text (.txt)" for the company deck, then open it in Excel.</w:t>
+        <w:t xml:space="preserve">File &gt; Export &gt; "Notes in Plain Text (.txt)" for your own deck, then open it in Excel.</w:t>
       </w:r>
     </w:p>
     <w:p>
@@ -1969,7 +2116,7 @@
         <w:pStyle w:val="Compact"/>
       </w:pPr>
       <w:r>
-        <w:t xml:space="preserve">☐ No volatile number, or it is date-stamped and tagged</w:t>
+        <w:t xml:space="preserve">☐ No volatile fact, or the card is tagged</w:t>
       </w:r>
       <w:r>
         <w:t xml:space="preserve"> </w:t>
@@ -1981,7 +2128,10 @@
         <w:t xml:space="preserve">dated</w:t>
       </w:r>
       <w:r>
-        <w:t xml:space="preserve">.</w:t>
+        <w:t xml:space="preserve"> </w:t>
+      </w:r>
+      <w:r>
+        <w:t xml:space="preserve">and the back ends "(as of Mon YYYY)".</w:t>
       </w:r>
     </w:p>
     <w:p>
@@ -2017,7 +2167,22 @@
         <w:t xml:space="preserve"> </w:t>
       </w:r>
       <w:r>
-        <w:t xml:space="preserve">if it is company-specific.</w:t>
+        <w:t xml:space="preserve">if it is company-specific or</w:t>
+      </w:r>
+      <w:r>
+        <w:t xml:space="preserve"> </w:t>
+      </w:r>
+      <w:r>
+        <w:rPr>
+          <w:rStyle w:val="VerbatimChar"/>
+        </w:rPr>
+        <w:t xml:space="preserve">own</w:t>
+      </w:r>
+      <w:r>
+        <w:t xml:space="preserve"> </w:t>
+      </w:r>
+      <w:r>
+        <w:t xml:space="preserve">if it is a generic card I wrote.</w:t>
       </w:r>
     </w:p>
     <w:p>
@@ -2029,7 +2194,7 @@
         <w:pStyle w:val="Compact"/>
       </w:pPr>
       <w:r>
-        <w:t xml:space="preserve">☐ Company-specific cards are in the company deck only, with no confidential data.</w:t>
+        <w:t xml:space="preserve">☐ My cards are in my own deck only, never in the team deck, with no confidential data.</w:t>
       </w:r>
     </w:p>
     <w:bookmarkEnd w:id="28"/>

--- a/dist/docs/templates/knowledge/anki-card-writing-guide.docx
+++ b/dist/docs/templates/knowledge/anki-card-writing-guide.docx
@@ -115,22 +115,25 @@
     <w:tbl>
       <w:tblPr>
         <w:tblStyle w:val="Table"/>
-        <w:tblW w:type="auto" w:w="0"/>
+        <w:tblW w:type="dxa" w:w="9360"/>
         <w:tblLook w:firstRow="1" w:lastRow="0" w:firstColumn="0" w:lastColumn="0" w:noHBand="0" w:noVBand="0" w:val="0020"/>
         <w:jc w:val="start"/>
+        <w:tblLayout w:type="fixed"/>
       </w:tblPr>
       <w:tblGrid>
-        <w:gridCol w:w="1980"/>
-        <w:gridCol w:w="1980"/>
-        <w:gridCol w:w="1980"/>
-        <w:gridCol w:w="1980"/>
+        <w:gridCol w:w="1291"/>
+        <w:gridCol w:w="3078"/>
+        <w:gridCol w:w="2664"/>
+        <w:gridCol w:w="2325"/>
       </w:tblGrid>
       <w:tr>
         <w:trPr>
           <w:tblHeader w:val="true"/>
         </w:trPr>
         <w:tc>
-          <w:tcPr/>
+          <w:tcPr>
+            <w:tcW w:w="1291" w:type="dxa"/>
+          </w:tcPr>
           <w:p>
             <w:pPr>
               <w:pStyle w:val="Compact"/>
@@ -142,7 +145,9 @@
           </w:p>
         </w:tc>
         <w:tc>
-          <w:tcPr/>
+          <w:tcPr>
+            <w:tcW w:w="3078" w:type="dxa"/>
+          </w:tcPr>
           <w:p>
             <w:pPr>
               <w:pStyle w:val="Compact"/>
@@ -154,7 +159,9 @@
           </w:p>
         </w:tc>
         <w:tc>
-          <w:tcPr/>
+          <w:tcPr>
+            <w:tcW w:w="2664" w:type="dxa"/>
+          </w:tcPr>
           <w:p>
             <w:pPr>
               <w:pStyle w:val="Compact"/>
@@ -166,7 +173,9 @@
           </w:p>
         </w:tc>
         <w:tc>
-          <w:tcPr/>
+          <w:tcPr>
+            <w:tcW w:w="2325" w:type="dxa"/>
+          </w:tcPr>
           <w:p>
             <w:pPr>
               <w:pStyle w:val="Compact"/>
@@ -180,7 +189,9 @@
       </w:tr>
       <w:tr>
         <w:tc>
-          <w:tcPr/>
+          <w:tcPr>
+            <w:tcW w:w="1291" w:type="dxa"/>
+          </w:tcPr>
           <w:p>
             <w:pPr>
               <w:pStyle w:val="Compact"/>
@@ -192,7 +203,9 @@
           </w:p>
         </w:tc>
         <w:tc>
-          <w:tcPr/>
+          <w:tcPr>
+            <w:tcW w:w="3078" w:type="dxa"/>
+          </w:tcPr>
           <w:p>
             <w:pPr>
               <w:pStyle w:val="Compact"/>
@@ -204,7 +217,9 @@
           </w:p>
         </w:tc>
         <w:tc>
-          <w:tcPr/>
+          <w:tcPr>
+            <w:tcW w:w="2664" w:type="dxa"/>
+          </w:tcPr>
           <w:p>
             <w:pPr>
               <w:pStyle w:val="Compact"/>
@@ -216,7 +231,9 @@
           </w:p>
         </w:tc>
         <w:tc>
-          <w:tcPr/>
+          <w:tcPr>
+            <w:tcW w:w="2325" w:type="dxa"/>
+          </w:tcPr>
           <w:p>
             <w:pPr>
               <w:pStyle w:val="Compact"/>
@@ -230,7 +247,9 @@
       </w:tr>
       <w:tr>
         <w:tc>
-          <w:tcPr/>
+          <w:tcPr>
+            <w:tcW w:w="1291" w:type="dxa"/>
+          </w:tcPr>
           <w:p>
             <w:pPr>
               <w:pStyle w:val="Compact"/>
@@ -242,7 +261,9 @@
           </w:p>
         </w:tc>
         <w:tc>
-          <w:tcPr/>
+          <w:tcPr>
+            <w:tcW w:w="3078" w:type="dxa"/>
+          </w:tcPr>
           <w:p>
             <w:pPr>
               <w:pStyle w:val="Compact"/>
@@ -278,7 +299,9 @@
           </w:p>
         </w:tc>
         <w:tc>
-          <w:tcPr/>
+          <w:tcPr>
+            <w:tcW w:w="2664" w:type="dxa"/>
+          </w:tcPr>
           <w:p>
             <w:pPr>
               <w:pStyle w:val="Compact"/>
@@ -290,7 +313,9 @@
           </w:p>
         </w:tc>
         <w:tc>
-          <w:tcPr/>
+          <w:tcPr>
+            <w:tcW w:w="2325" w:type="dxa"/>
+          </w:tcPr>
           <w:p>
             <w:pPr>
               <w:pStyle w:val="Compact"/>
@@ -563,7 +588,7 @@
         <w:t xml:space="preserve"> </w:t>
       </w:r>
       <w:r>
-        <w:t xml:space="preserve">Break them up or use cloze, one card per item.</w:t>
+        <w:t xml:space="preserve">Break them up or use cloze, one card per item. Exception: the team deck keeps a few fixed lists from a legal text or standard (for example the nine USMCA certification data elements or the five ECCN product groups) as numbered lists; every card you write follows rule 8.</w:t>
       </w:r>
     </w:p>
     <w:p>
@@ -623,21 +648,24 @@
     <w:tbl>
       <w:tblPr>
         <w:tblStyle w:val="Table"/>
-        <w:tblW w:type="auto" w:w="0"/>
+        <w:tblW w:type="dxa" w:w="9360"/>
         <w:tblLook w:firstRow="1" w:lastRow="0" w:firstColumn="0" w:lastColumn="0" w:noHBand="0" w:noVBand="0" w:val="0020"/>
         <w:jc w:val="start"/>
+        <w:tblLayout w:type="fixed"/>
       </w:tblPr>
       <w:tblGrid>
-        <w:gridCol w:w="2640"/>
-        <w:gridCol w:w="2640"/>
-        <w:gridCol w:w="2640"/>
+        <w:gridCol w:w="2281"/>
+        <w:gridCol w:w="1609"/>
+        <w:gridCol w:w="5469"/>
       </w:tblGrid>
       <w:tr>
         <w:trPr>
           <w:tblHeader w:val="true"/>
         </w:trPr>
         <w:tc>
-          <w:tcPr/>
+          <w:tcPr>
+            <w:tcW w:w="2281" w:type="dxa"/>
+          </w:tcPr>
           <w:p>
             <w:pPr>
               <w:pStyle w:val="Compact"/>
@@ -649,7 +677,9 @@
           </w:p>
         </w:tc>
         <w:tc>
-          <w:tcPr/>
+          <w:tcPr>
+            <w:tcW w:w="1609" w:type="dxa"/>
+          </w:tcPr>
           <w:p>
             <w:pPr>
               <w:pStyle w:val="Compact"/>
@@ -661,7 +691,9 @@
           </w:p>
         </w:tc>
         <w:tc>
-          <w:tcPr/>
+          <w:tcPr>
+            <w:tcW w:w="5469" w:type="dxa"/>
+          </w:tcPr>
           <w:p>
             <w:pPr>
               <w:pStyle w:val="Compact"/>
@@ -675,7 +707,9 @@
       </w:tr>
       <w:tr>
         <w:tc>
-          <w:tcPr/>
+          <w:tcPr>
+            <w:tcW w:w="2281" w:type="dxa"/>
+          </w:tcPr>
           <w:p>
             <w:pPr>
               <w:pStyle w:val="Compact"/>
@@ -687,7 +721,9 @@
           </w:p>
         </w:tc>
         <w:tc>
-          <w:tcPr/>
+          <w:tcPr>
+            <w:tcW w:w="1609" w:type="dxa"/>
+          </w:tcPr>
           <w:p>
             <w:pPr>
               <w:pStyle w:val="Compact"/>
@@ -699,7 +735,9 @@
           </w:p>
         </w:tc>
         <w:tc>
-          <w:tcPr/>
+          <w:tcPr>
+            <w:tcW w:w="5469" w:type="dxa"/>
+          </w:tcPr>
           <w:p>
             <w:pPr>
               <w:pStyle w:val="Compact"/>
@@ -713,7 +751,9 @@
       </w:tr>
       <w:tr>
         <w:tc>
-          <w:tcPr/>
+          <w:tcPr>
+            <w:tcW w:w="2281" w:type="dxa"/>
+          </w:tcPr>
           <w:p>
             <w:pPr>
               <w:pStyle w:val="Compact"/>
@@ -725,7 +765,9 @@
           </w:p>
         </w:tc>
         <w:tc>
-          <w:tcPr/>
+          <w:tcPr>
+            <w:tcW w:w="1609" w:type="dxa"/>
+          </w:tcPr>
           <w:p>
             <w:pPr>
               <w:pStyle w:val="Compact"/>
@@ -737,7 +779,9 @@
           </w:p>
         </w:tc>
         <w:tc>
-          <w:tcPr/>
+          <w:tcPr>
+            <w:tcW w:w="5469" w:type="dxa"/>
+          </w:tcPr>
           <w:p>
             <w:pPr>
               <w:pStyle w:val="Compact"/>
@@ -751,7 +795,9 @@
       </w:tr>
       <w:tr>
         <w:tc>
-          <w:tcPr/>
+          <w:tcPr>
+            <w:tcW w:w="2281" w:type="dxa"/>
+          </w:tcPr>
           <w:p>
             <w:pPr>
               <w:pStyle w:val="Compact"/>
@@ -763,7 +809,9 @@
           </w:p>
         </w:tc>
         <w:tc>
-          <w:tcPr/>
+          <w:tcPr>
+            <w:tcW w:w="1609" w:type="dxa"/>
+          </w:tcPr>
           <w:p>
             <w:pPr>
               <w:pStyle w:val="Compact"/>
@@ -775,7 +823,9 @@
           </w:p>
         </w:tc>
         <w:tc>
-          <w:tcPr/>
+          <w:tcPr>
+            <w:tcW w:w="5469" w:type="dxa"/>
+          </w:tcPr>
           <w:p>
             <w:pPr>
               <w:pStyle w:val="Compact"/>
@@ -789,7 +839,9 @@
       </w:tr>
       <w:tr>
         <w:tc>
-          <w:tcPr/>
+          <w:tcPr>
+            <w:tcW w:w="2281" w:type="dxa"/>
+          </w:tcPr>
           <w:p>
             <w:pPr>
               <w:pStyle w:val="Compact"/>
@@ -801,7 +853,9 @@
           </w:p>
         </w:tc>
         <w:tc>
-          <w:tcPr/>
+          <w:tcPr>
+            <w:tcW w:w="1609" w:type="dxa"/>
+          </w:tcPr>
           <w:p>
             <w:pPr>
               <w:pStyle w:val="Compact"/>
@@ -813,7 +867,9 @@
           </w:p>
         </w:tc>
         <w:tc>
-          <w:tcPr/>
+          <w:tcPr>
+            <w:tcW w:w="5469" w:type="dxa"/>
+          </w:tcPr>
           <w:p>
             <w:pPr>
               <w:pStyle w:val="Compact"/>
@@ -827,7 +883,9 @@
       </w:tr>
       <w:tr>
         <w:tc>
-          <w:tcPr/>
+          <w:tcPr>
+            <w:tcW w:w="2281" w:type="dxa"/>
+          </w:tcPr>
           <w:p>
             <w:pPr>
               <w:pStyle w:val="Compact"/>
@@ -839,7 +897,9 @@
           </w:p>
         </w:tc>
         <w:tc>
-          <w:tcPr/>
+          <w:tcPr>
+            <w:tcW w:w="1609" w:type="dxa"/>
+          </w:tcPr>
           <w:p>
             <w:pPr>
               <w:pStyle w:val="Compact"/>
@@ -851,7 +911,9 @@
           </w:p>
         </w:tc>
         <w:tc>
-          <w:tcPr/>
+          <w:tcPr>
+            <w:tcW w:w="5469" w:type="dxa"/>
+          </w:tcPr>
           <w:p>
             <w:pPr>
               <w:pStyle w:val="Compact"/>
@@ -865,7 +927,9 @@
       </w:tr>
       <w:tr>
         <w:tc>
-          <w:tcPr/>
+          <w:tcPr>
+            <w:tcW w:w="2281" w:type="dxa"/>
+          </w:tcPr>
           <w:p>
             <w:pPr>
               <w:pStyle w:val="Compact"/>
@@ -877,7 +941,9 @@
           </w:p>
         </w:tc>
         <w:tc>
-          <w:tcPr/>
+          <w:tcPr>
+            <w:tcW w:w="1609" w:type="dxa"/>
+          </w:tcPr>
           <w:p>
             <w:pPr>
               <w:pStyle w:val="Compact"/>
@@ -889,7 +955,9 @@
           </w:p>
         </w:tc>
         <w:tc>
-          <w:tcPr/>
+          <w:tcPr>
+            <w:tcW w:w="5469" w:type="dxa"/>
+          </w:tcPr>
           <w:p>
             <w:pPr>
               <w:pStyle w:val="Compact"/>
@@ -903,7 +971,9 @@
       </w:tr>
       <w:tr>
         <w:tc>
-          <w:tcPr/>
+          <w:tcPr>
+            <w:tcW w:w="2281" w:type="dxa"/>
+          </w:tcPr>
           <w:p>
             <w:pPr>
               <w:pStyle w:val="Compact"/>
@@ -915,7 +985,9 @@
           </w:p>
         </w:tc>
         <w:tc>
-          <w:tcPr/>
+          <w:tcPr>
+            <w:tcW w:w="1609" w:type="dxa"/>
+          </w:tcPr>
           <w:p>
             <w:pPr>
               <w:pStyle w:val="Compact"/>
@@ -927,7 +999,9 @@
           </w:p>
         </w:tc>
         <w:tc>
-          <w:tcPr/>
+          <w:tcPr>
+            <w:tcW w:w="5469" w:type="dxa"/>
+          </w:tcPr>
           <w:p>
             <w:pPr>
               <w:pStyle w:val="Compact"/>
@@ -941,7 +1015,9 @@
       </w:tr>
       <w:tr>
         <w:tc>
-          <w:tcPr/>
+          <w:tcPr>
+            <w:tcW w:w="2281" w:type="dxa"/>
+          </w:tcPr>
           <w:p>
             <w:pPr>
               <w:pStyle w:val="Compact"/>
@@ -953,7 +1029,9 @@
           </w:p>
         </w:tc>
         <w:tc>
-          <w:tcPr/>
+          <w:tcPr>
+            <w:tcW w:w="1609" w:type="dxa"/>
+          </w:tcPr>
           <w:p>
             <w:pPr>
               <w:pStyle w:val="Compact"/>
@@ -965,7 +1043,9 @@
           </w:p>
         </w:tc>
         <w:tc>
-          <w:tcPr/>
+          <w:tcPr>
+            <w:tcW w:w="5469" w:type="dxa"/>
+          </w:tcPr>
           <w:p>
             <w:pPr>
               <w:pStyle w:val="Compact"/>
@@ -1412,21 +1492,24 @@
     <w:tbl>
       <w:tblPr>
         <w:tblStyle w:val="Table"/>
-        <w:tblW w:type="auto" w:w="0"/>
+        <w:tblW w:type="dxa" w:w="9360"/>
         <w:tblLook w:firstRow="1" w:lastRow="0" w:firstColumn="0" w:lastColumn="0" w:noHBand="0" w:noVBand="0" w:val="0020"/>
         <w:jc w:val="start"/>
+        <w:tblLayout w:type="fixed"/>
       </w:tblPr>
       <w:tblGrid>
-        <w:gridCol w:w="2640"/>
-        <w:gridCol w:w="2640"/>
-        <w:gridCol w:w="2640"/>
+        <w:gridCol w:w="1914"/>
+        <w:gridCol w:w="6328"/>
+        <w:gridCol w:w="1116"/>
       </w:tblGrid>
       <w:tr>
         <w:trPr>
           <w:tblHeader w:val="true"/>
         </w:trPr>
         <w:tc>
-          <w:tcPr/>
+          <w:tcPr>
+            <w:tcW w:w="1914" w:type="dxa"/>
+          </w:tcPr>
           <w:p>
             <w:pPr>
               <w:pStyle w:val="Compact"/>
@@ -1438,7 +1521,9 @@
           </w:p>
         </w:tc>
         <w:tc>
-          <w:tcPr/>
+          <w:tcPr>
+            <w:tcW w:w="6328" w:type="dxa"/>
+          </w:tcPr>
           <w:p>
             <w:pPr>
               <w:pStyle w:val="Compact"/>
@@ -1450,7 +1535,9 @@
           </w:p>
         </w:tc>
         <w:tc>
-          <w:tcPr/>
+          <w:tcPr>
+            <w:tcW w:w="1116" w:type="dxa"/>
+          </w:tcPr>
           <w:p>
             <w:pPr>
               <w:pStyle w:val="Compact"/>
@@ -1464,7 +1551,9 @@
       </w:tr>
       <w:tr>
         <w:tc>
-          <w:tcPr/>
+          <w:tcPr>
+            <w:tcW w:w="1914" w:type="dxa"/>
+          </w:tcPr>
           <w:p>
             <w:pPr>
               <w:pStyle w:val="Compact"/>
@@ -1476,7 +1565,9 @@
           </w:p>
         </w:tc>
         <w:tc>
-          <w:tcPr/>
+          <w:tcPr>
+            <w:tcW w:w="6328" w:type="dxa"/>
+          </w:tcPr>
           <w:p>
             <w:pPr>
               <w:pStyle w:val="Compact"/>
@@ -1488,7 +1579,9 @@
           </w:p>
         </w:tc>
         <w:tc>
-          <w:tcPr/>
+          <w:tcPr>
+            <w:tcW w:w="1116" w:type="dxa"/>
+          </w:tcPr>
           <w:p>
             <w:pPr>
               <w:pStyle w:val="Compact"/>
@@ -1502,7 +1595,9 @@
       </w:tr>
       <w:tr>
         <w:tc>
-          <w:tcPr/>
+          <w:tcPr>
+            <w:tcW w:w="1914" w:type="dxa"/>
+          </w:tcPr>
           <w:p>
             <w:pPr>
               <w:pStyle w:val="Compact"/>
@@ -1514,7 +1609,9 @@
           </w:p>
         </w:tc>
         <w:tc>
-          <w:tcPr/>
+          <w:tcPr>
+            <w:tcW w:w="6328" w:type="dxa"/>
+          </w:tcPr>
           <w:p>
             <w:pPr>
               <w:pStyle w:val="Compact"/>
@@ -1526,7 +1623,9 @@
           </w:p>
         </w:tc>
         <w:tc>
-          <w:tcPr/>
+          <w:tcPr>
+            <w:tcW w:w="1116" w:type="dxa"/>
+          </w:tcPr>
           <w:p>
             <w:pPr>
               <w:pStyle w:val="Compact"/>
@@ -1540,7 +1639,9 @@
       </w:tr>
       <w:tr>
         <w:tc>
-          <w:tcPr/>
+          <w:tcPr>
+            <w:tcW w:w="1914" w:type="dxa"/>
+          </w:tcPr>
           <w:p>
             <w:pPr>
               <w:pStyle w:val="Compact"/>
@@ -1552,7 +1653,9 @@
           </w:p>
         </w:tc>
         <w:tc>
-          <w:tcPr/>
+          <w:tcPr>
+            <w:tcW w:w="6328" w:type="dxa"/>
+          </w:tcPr>
           <w:p>
             <w:pPr>
               <w:pStyle w:val="Compact"/>
@@ -1564,7 +1667,9 @@
           </w:p>
         </w:tc>
         <w:tc>
-          <w:tcPr/>
+          <w:tcPr>
+            <w:tcW w:w="1116" w:type="dxa"/>
+          </w:tcPr>
           <w:p>
             <w:pPr>
               <w:pStyle w:val="Compact"/>
@@ -1578,7 +1683,9 @@
       </w:tr>
       <w:tr>
         <w:tc>
-          <w:tcPr/>
+          <w:tcPr>
+            <w:tcW w:w="1914" w:type="dxa"/>
+          </w:tcPr>
           <w:p>
             <w:pPr>
               <w:pStyle w:val="Compact"/>
@@ -1590,7 +1697,9 @@
           </w:p>
         </w:tc>
         <w:tc>
-          <w:tcPr/>
+          <w:tcPr>
+            <w:tcW w:w="6328" w:type="dxa"/>
+          </w:tcPr>
           <w:p>
             <w:pPr>
               <w:pStyle w:val="Compact"/>
@@ -1650,7 +1759,9 @@
           </w:p>
         </w:tc>
         <w:tc>
-          <w:tcPr/>
+          <w:tcPr>
+            <w:tcW w:w="1116" w:type="dxa"/>
+          </w:tcPr>
           <w:p>
             <w:pPr>
               <w:pStyle w:val="Compact"/>

--- a/dist/docs/templates/knowledge/anki-card-writing-guide.docx
+++ b/dist/docs/templates/knowledge/anki-card-writing-guide.docx
@@ -2,7 +2,7 @@
 <file path=word/document.xml><?xml version="1.0" encoding="utf-8"?>
 <w:document xmlns:w="http://schemas.openxmlformats.org/wordprocessingml/2006/main" xmlns:m="http://schemas.openxmlformats.org/officeDocument/2006/math" xmlns:r="http://schemas.openxmlformats.org/officeDocument/2006/relationships" xmlns:o="urn:schemas-microsoft-com:office:office" xmlns:v="urn:schemas-microsoft-com:vml" xmlns:w10="urn:schemas-microsoft-com:office:word" xmlns:a="http://schemas.openxmlformats.org/drawingml/2006/main" xmlns:pic="http://schemas.openxmlformats.org/drawingml/2006/picture" xmlns:wp="http://schemas.openxmlformats.org/drawingml/2006/wordprocessingDrawing">
   <w:body>
-    <w:bookmarkStart w:id="29" w:name="anki-card-writing-guide"/>
+    <w:bookmarkStart w:id="30" w:name="anki-card-writing-guide"/>
     <w:p>
       <w:pPr>
         <w:pStyle w:val="Heading1"/>
@@ -121,10 +121,10 @@
         <w:tblLayout w:type="fixed"/>
       </w:tblPr>
       <w:tblGrid>
-        <w:gridCol w:w="1291"/>
-        <w:gridCol w:w="3078"/>
-        <w:gridCol w:w="2664"/>
-        <w:gridCol w:w="2325"/>
+        <w:gridCol w:w="1432"/>
+        <w:gridCol w:w="3117"/>
+        <w:gridCol w:w="2568"/>
+        <w:gridCol w:w="2241"/>
       </w:tblGrid>
       <w:tr>
         <w:trPr>
@@ -132,7 +132,7 @@
         </w:trPr>
         <w:tc>
           <w:tcPr>
-            <w:tcW w:w="1291" w:type="dxa"/>
+            <w:tcW w:w="1432" w:type="dxa"/>
           </w:tcPr>
           <w:p>
             <w:pPr>
@@ -146,7 +146,7 @@
         </w:tc>
         <w:tc>
           <w:tcPr>
-            <w:tcW w:w="3078" w:type="dxa"/>
+            <w:tcW w:w="3117" w:type="dxa"/>
           </w:tcPr>
           <w:p>
             <w:pPr>
@@ -160,7 +160,7 @@
         </w:tc>
         <w:tc>
           <w:tcPr>
-            <w:tcW w:w="2664" w:type="dxa"/>
+            <w:tcW w:w="2568" w:type="dxa"/>
           </w:tcPr>
           <w:p>
             <w:pPr>
@@ -174,7 +174,7 @@
         </w:tc>
         <w:tc>
           <w:tcPr>
-            <w:tcW w:w="2325" w:type="dxa"/>
+            <w:tcW w:w="2241" w:type="dxa"/>
           </w:tcPr>
           <w:p>
             <w:pPr>
@@ -190,35 +190,35 @@
       <w:tr>
         <w:tc>
           <w:tcPr>
-            <w:tcW w:w="1291" w:type="dxa"/>
-          </w:tcPr>
-          <w:p>
-            <w:pPr>
-              <w:pStyle w:val="Compact"/>
-              <w:jc w:val="left"/>
-            </w:pPr>
-            <w:r>
-              <w:t xml:space="preserve">Team deck: "BSA Onboarding" (3 sub-decks)</w:t>
-            </w:r>
-          </w:p>
-        </w:tc>
-        <w:tc>
-          <w:tcPr>
-            <w:tcW w:w="3078" w:type="dxa"/>
-          </w:tcPr>
-          <w:p>
-            <w:pPr>
-              <w:pStyle w:val="Compact"/>
-              <w:jc w:val="left"/>
-            </w:pPr>
-            <w:r>
-              <w:t xml:space="preserve">Industry and regulatory knowledge, BSA craft and data skills. Nothing company-specific</w:t>
-            </w:r>
-          </w:p>
-        </w:tc>
-        <w:tc>
-          <w:tcPr>
-            <w:tcW w:w="2664" w:type="dxa"/>
+            <w:tcW w:w="1432" w:type="dxa"/>
+          </w:tcPr>
+          <w:p>
+            <w:pPr>
+              <w:pStyle w:val="Compact"/>
+              <w:jc w:val="left"/>
+            </w:pPr>
+            <w:r>
+              <w:t xml:space="preserve">Team deck: "BSA Onboarding" (Units 01–07 plus Reference)</w:t>
+            </w:r>
+          </w:p>
+        </w:tc>
+        <w:tc>
+          <w:tcPr>
+            <w:tcW w:w="3117" w:type="dxa"/>
+          </w:tcPr>
+          <w:p>
+            <w:pPr>
+              <w:pStyle w:val="Compact"/>
+              <w:jc w:val="left"/>
+            </w:pPr>
+            <w:r>
+              <w:t xml:space="preserve">Industry and regulatory knowledge, program rules, BSA craft and data skills, with diagrams. Nothing company-specific</w:t>
+            </w:r>
+          </w:p>
+        </w:tc>
+        <w:tc>
+          <w:tcPr>
+            <w:tcW w:w="2568" w:type="dxa"/>
           </w:tcPr>
           <w:p>
             <w:pPr>
@@ -232,7 +232,7 @@
         </w:tc>
         <w:tc>
           <w:tcPr>
-            <w:tcW w:w="2325" w:type="dxa"/>
+            <w:tcW w:w="2241" w:type="dxa"/>
           </w:tcPr>
           <w:p>
             <w:pPr>
@@ -248,7 +248,7 @@
       <w:tr>
         <w:tc>
           <w:tcPr>
-            <w:tcW w:w="1291" w:type="dxa"/>
+            <w:tcW w:w="1432" w:type="dxa"/>
           </w:tcPr>
           <w:p>
             <w:pPr>
@@ -262,7 +262,7 @@
         </w:tc>
         <w:tc>
           <w:tcPr>
-            <w:tcW w:w="3078" w:type="dxa"/>
+            <w:tcW w:w="3117" w:type="dxa"/>
           </w:tcPr>
           <w:p>
             <w:pPr>
@@ -300,7 +300,7 @@
         </w:tc>
         <w:tc>
           <w:tcPr>
-            <w:tcW w:w="2664" w:type="dxa"/>
+            <w:tcW w:w="2568" w:type="dxa"/>
           </w:tcPr>
           <w:p>
             <w:pPr>
@@ -314,7 +314,7 @@
         </w:tc>
         <w:tc>
           <w:tcPr>
-            <w:tcW w:w="2325" w:type="dxa"/>
+            <w:tcW w:w="2241" w:type="dxa"/>
           </w:tcPr>
           <w:p>
             <w:pPr>
@@ -394,13 +394,13 @@
       </w:r>
     </w:p>
     <w:bookmarkEnd w:id="20"/>
-    <w:bookmarkStart w:id="21" w:name="principles"/>
+    <w:bookmarkStart w:id="21" w:name="how-the-team-deck-is-organized"/>
     <w:p>
       <w:pPr>
         <w:pStyle w:val="Heading2"/>
       </w:pPr>
       <w:r>
-        <w:t xml:space="preserve">Principles</w:t>
+        <w:t xml:space="preserve">How the team deck is organized</w:t>
       </w:r>
     </w:p>
     <w:p>
@@ -416,13 +416,13 @@
           <w:bCs/>
           <w:b/>
         </w:rPr>
-        <w:t xml:space="preserve">Atomic: one fact per card.</w:t>
-      </w:r>
-      <w:r>
-        <w:t xml:space="preserve"> </w:t>
-      </w:r>
-      <w:r>
-        <w:t xml:space="preserve">If the back has "and" joining two facts, make two cards.</w:t>
+        <w:t xml:space="preserve">Units follow the teaching order.</w:t>
+      </w:r>
+      <w:r>
+        <w:t xml:space="preserve"> </w:t>
+      </w:r>
+      <w:r>
+        <w:t xml:space="preserve">Unit 01 is Week 1, Unit 02 Week 2, Unit 03 Week 3, Unit 04 Week 4, Unit 05 Weeks 5–6, Unit 06 Weeks 7–9 and Unit 07 Weeks 10–13. Each unit has topic groups, for example Unit 02 › 3 Classification (HS, HTS, GRIs).</w:t>
       </w:r>
     </w:p>
     <w:p>
@@ -438,13 +438,67 @@
           <w:bCs/>
           <w:b/>
         </w:rPr>
-        <w:t xml:space="preserve">Question on the front.</w:t>
-      </w:r>
-      <w:r>
-        <w:t xml:space="preserve"> </w:t>
-      </w:r>
-      <w:r>
-        <w:t xml:space="preserve">A real question you could be asked at work, with enough context to have one right answer. Put the country first when rules differ: "US: ...", "CA: ...", "MX: ...".</w:t>
+        <w:t xml:space="preserve">Priority and track tags.</w:t>
+      </w:r>
+      <w:r>
+        <w:t xml:space="preserve"> </w:t>
+      </w:r>
+      <w:r>
+        <w:rPr>
+          <w:rStyle w:val="VerbatimChar"/>
+        </w:rPr>
+        <w:t xml:space="preserve">priority::1</w:t>
+      </w:r>
+      <w:r>
+        <w:t xml:space="preserve"> </w:t>
+      </w:r>
+      <w:r>
+        <w:t xml:space="preserve">cards are must-know by the end of that week;</w:t>
+      </w:r>
+      <w:r>
+        <w:t xml:space="preserve"> </w:t>
+      </w:r>
+      <w:r>
+        <w:rPr>
+          <w:rStyle w:val="VerbatimChar"/>
+        </w:rPr>
+        <w:t xml:space="preserve">priority::2</w:t>
+      </w:r>
+      <w:r>
+        <w:t xml:space="preserve"> </w:t>
+      </w:r>
+      <w:r>
+        <w:t xml:space="preserve">are should-know. Cards tagged</w:t>
+      </w:r>
+      <w:r>
+        <w:t xml:space="preserve"> </w:t>
+      </w:r>
+      <w:r>
+        <w:rPr>
+          <w:rStyle w:val="VerbatimChar"/>
+        </w:rPr>
+        <w:t xml:space="preserve">track::research</w:t>
+      </w:r>
+      <w:r>
+        <w:t xml:space="preserve"> </w:t>
+      </w:r>
+      <w:r>
+        <w:t xml:space="preserve">or</w:t>
+      </w:r>
+      <w:r>
+        <w:t xml:space="preserve"> </w:t>
+      </w:r>
+      <w:r>
+        <w:rPr>
+          <w:rStyle w:val="VerbatimChar"/>
+        </w:rPr>
+        <w:t xml:space="preserve">track::stdcost</w:t>
+      </w:r>
+      <w:r>
+        <w:t xml:space="preserve"> </w:t>
+      </w:r>
+      <w:r>
+        <w:t xml:space="preserve">belong to one track: do yours properly and skim the other.</w:t>
       </w:r>
     </w:p>
     <w:p>
@@ -460,13 +514,13 @@
           <w:bCs/>
           <w:b/>
         </w:rPr>
-        <w:t xml:space="preserve">Short back: 40 words or fewer.</w:t>
-      </w:r>
-      <w:r>
-        <w:t xml:space="preserve"> </w:t>
-      </w:r>
-      <w:r>
-        <w:t xml:space="preserve">The answer first, then at most one line of why or source.</w:t>
+        <w:t xml:space="preserve">Four kinds of card.</w:t>
+      </w:r>
+      <w:r>
+        <w:t xml:space="preserve"> </w:t>
+      </w:r>
+      <w:r>
+        <w:t xml:space="preserve">Plain question cards; diagram cards, whose answer shows a diagram; fill-in-the-diagram cards, where the front hides one label (say the answer out loud before you flip); and worked examples (do the arithmetic on paper first).</w:t>
       </w:r>
     </w:p>
     <w:p>
@@ -482,76 +536,66 @@
           <w:bCs/>
           <w:b/>
         </w:rPr>
-        <w:t xml:space="preserve">Basic or cloze?</w:t>
-      </w:r>
-      <w:r>
-        <w:t xml:space="preserve"> </w:t>
-      </w:r>
-      <w:r>
-        <w:t xml:space="preserve">Use basic (front and back) for "why", "who", "where to find" and definitions. Use cloze (fill in the blank) for a fixed phrase, a short sequence or one term inside a sentence. Never cloze more than one idea per card number.</w:t>
-      </w:r>
-    </w:p>
-    <w:p>
-      <w:pPr>
-        <w:numPr>
-          <w:ilvl w:val="0"/>
-          <w:numId w:val="1002"/>
-        </w:numPr>
-        <w:pStyle w:val="Compact"/>
+        <w:t xml:space="preserve">Reference (browse only).</w:t>
+      </w:r>
+      <w:r>
+        <w:t xml:space="preserve"> </w:t>
+      </w:r>
+      <w:r>
+        <w:t xml:space="preserve">The rest of the original cards, suspended so they stay out of your daily queue. To add one to your queue: Browse, select the card, then Cards &gt; Toggle Suspend.</w:t>
+      </w:r>
+    </w:p>
+    <w:p>
+      <w:pPr>
+        <w:pStyle w:val="FirstParagraph"/>
       </w:pPr>
       <w:r>
         <w:rPr>
           <w:bCs/>
           <w:b/>
         </w:rPr>
-        <w:t xml:space="preserve">Avoid volatile facts.</w:t>
-      </w:r>
-      <w:r>
-        <w:t xml:space="preserve"> </w:t>
-      </w:r>
-      <w:r>
-        <w:t xml:space="preserve">Tariff rates, fee amounts, thresholds, the current status of an action and system names change. Prefer a card on where to find the current value. If you must keep a fact that can change, tag the card</w:t>
-      </w:r>
-      <w:r>
-        <w:t xml:space="preserve"> </w:t>
-      </w:r>
-      <w:r>
-        <w:rPr>
-          <w:rStyle w:val="VerbatimChar"/>
-        </w:rPr>
-        <w:t xml:space="preserve">dated</w:t>
-      </w:r>
-      <w:r>
-        <w:t xml:space="preserve">, cite the source, and end the back with the month you checked it, for example "(as of Oct 2026)". The team deck uses the same convention. Update or delete the card when the fact changes.</w:t>
-      </w:r>
-    </w:p>
-    <w:p>
-      <w:pPr>
-        <w:numPr>
-          <w:ilvl w:val="0"/>
-          <w:numId w:val="1002"/>
-        </w:numPr>
-        <w:pStyle w:val="Compact"/>
+        <w:t xml:space="preserve">One-time setup (2 minutes).</w:t>
+      </w:r>
+      <w:r>
+        <w:t xml:space="preserve"> </w:t>
+      </w:r>
+      <w:r>
+        <w:t xml:space="preserve">On the Decks screen, click the gear next to "BSA Onboarding" &gt; Options. Under Daily Limits, set New cards/day to 10 on the preset tab, then switch to the "This deck" tab and set New cards/day to 0, and save. Leave "Limits start from top" off. The top deck now shows only reviews, and each unit you click gives up to 10 new cards a day (Anki applies the limits of the deck you click, not its parent's).</w:t>
+      </w:r>
+    </w:p>
+    <w:p>
+      <w:pPr>
+        <w:pStyle w:val="BodyText"/>
       </w:pPr>
       <w:r>
         <w:rPr>
           <w:bCs/>
           <w:b/>
         </w:rPr>
-        <w:t xml:space="preserve">Cite a source</w:t>
-      </w:r>
-      <w:r>
-        <w:t xml:space="preserve"> </w:t>
-      </w:r>
-      <w:r>
-        <w:t xml:space="preserve">in the Source field: primer section, regulation, SOP ID, brief ID, OneNote page. A card you cannot source is a question for the question log, not a card.</w:t>
-      </w:r>
-    </w:p>
-    <w:p>
-      <w:pPr>
-        <w:numPr>
-          <w:ilvl w:val="0"/>
-          <w:numId w:val="1002"/>
+        <w:t xml:space="preserve">Every day.</w:t>
+      </w:r>
+      <w:r>
+        <w:t xml:space="preserve"> </w:t>
+      </w:r>
+      <w:r>
+        <w:t xml:space="preserve">(1) Click the unit for the current week: learn its new cards and do its reviews. (2) Click "BSA Onboarding" to clear the remaining reviews from earlier units. (3) Study your own deck. If a unit's new cards run out before the week ends, use the spare minutes on your own cards; do not start next week's unit early.</w:t>
+      </w:r>
+    </w:p>
+    <w:bookmarkEnd w:id="21"/>
+    <w:bookmarkStart w:id="22" w:name="principles"/>
+    <w:p>
+      <w:pPr>
+        <w:pStyle w:val="Heading2"/>
+      </w:pPr>
+      <w:r>
+        <w:t xml:space="preserve">Principles</w:t>
+      </w:r>
+    </w:p>
+    <w:p>
+      <w:pPr>
+        <w:numPr>
+          <w:ilvl w:val="0"/>
+          <w:numId w:val="1003"/>
         </w:numPr>
         <w:pStyle w:val="Compact"/>
       </w:pPr>
@@ -560,20 +604,20 @@
           <w:bCs/>
           <w:b/>
         </w:rPr>
-        <w:t xml:space="preserve">Your own words,</w:t>
-      </w:r>
-      <w:r>
-        <w:t xml:space="preserve"> </w:t>
-      </w:r>
-      <w:r>
-        <w:t xml:space="preserve">not copied paragraphs. Writing the card is half the learning.</w:t>
-      </w:r>
-    </w:p>
-    <w:p>
-      <w:pPr>
-        <w:numPr>
-          <w:ilvl w:val="0"/>
-          <w:numId w:val="1002"/>
+        <w:t xml:space="preserve">Atomic: one fact per card.</w:t>
+      </w:r>
+      <w:r>
+        <w:t xml:space="preserve"> </w:t>
+      </w:r>
+      <w:r>
+        <w:t xml:space="preserve">If the back has "and" joining two facts, make two cards.</w:t>
+      </w:r>
+    </w:p>
+    <w:p>
+      <w:pPr>
+        <w:numPr>
+          <w:ilvl w:val="0"/>
+          <w:numId w:val="1003"/>
         </w:numPr>
         <w:pStyle w:val="Compact"/>
       </w:pPr>
@@ -582,20 +626,20 @@
           <w:bCs/>
           <w:b/>
         </w:rPr>
-        <w:t xml:space="preserve">No lists longer than 3.</w:t>
-      </w:r>
-      <w:r>
-        <w:t xml:space="preserve"> </w:t>
-      </w:r>
-      <w:r>
-        <w:t xml:space="preserve">Break them up or use cloze, one card per item. Exception: the team deck keeps a few fixed lists from a legal text or standard (for example the nine USMCA certification data elements or the five ECCN product groups) as numbered lists; every card you write follows rule 8.</w:t>
-      </w:r>
-    </w:p>
-    <w:p>
-      <w:pPr>
-        <w:numPr>
-          <w:ilvl w:val="0"/>
-          <w:numId w:val="1002"/>
+        <w:t xml:space="preserve">Question on the front.</w:t>
+      </w:r>
+      <w:r>
+        <w:t xml:space="preserve"> </w:t>
+      </w:r>
+      <w:r>
+        <w:t xml:space="preserve">A real question you could be asked at work, with enough context to have one right answer. Put the country first when rules differ: "US: ...", "CA: ...", "MX: ...".</w:t>
+      </w:r>
+    </w:p>
+    <w:p>
+      <w:pPr>
+        <w:numPr>
+          <w:ilvl w:val="0"/>
+          <w:numId w:val="1003"/>
         </w:numPr>
         <w:pStyle w:val="Compact"/>
       </w:pPr>
@@ -604,20 +648,20 @@
           <w:bCs/>
           <w:b/>
         </w:rPr>
-        <w:t xml:space="preserve">No yes or no questions.</w:t>
-      </w:r>
-      <w:r>
-        <w:t xml:space="preserve"> </w:t>
-      </w:r>
-      <w:r>
-        <w:t xml:space="preserve">Ask for the thing itself.</w:t>
-      </w:r>
-    </w:p>
-    <w:p>
-      <w:pPr>
-        <w:numPr>
-          <w:ilvl w:val="0"/>
-          <w:numId w:val="1002"/>
+        <w:t xml:space="preserve">Short back: 40 words or fewer.</w:t>
+      </w:r>
+      <w:r>
+        <w:t xml:space="preserve"> </w:t>
+      </w:r>
+      <w:r>
+        <w:t xml:space="preserve">The answer first, then at most one line of why or source.</w:t>
+      </w:r>
+    </w:p>
+    <w:p>
+      <w:pPr>
+        <w:numPr>
+          <w:ilvl w:val="0"/>
+          <w:numId w:val="1003"/>
         </w:numPr>
         <w:pStyle w:val="Compact"/>
       </w:pPr>
@@ -626,6 +670,150 @@
           <w:bCs/>
           <w:b/>
         </w:rPr>
+        <w:t xml:space="preserve">Basic or cloze?</w:t>
+      </w:r>
+      <w:r>
+        <w:t xml:space="preserve"> </w:t>
+      </w:r>
+      <w:r>
+        <w:t xml:space="preserve">Use basic (front and back) for "why", "who", "where to find" and definitions. Use cloze (fill in the blank) for a fixed phrase, a short sequence or one term inside a sentence. Never cloze more than one idea per card number.</w:t>
+      </w:r>
+    </w:p>
+    <w:p>
+      <w:pPr>
+        <w:numPr>
+          <w:ilvl w:val="0"/>
+          <w:numId w:val="1003"/>
+        </w:numPr>
+        <w:pStyle w:val="Compact"/>
+      </w:pPr>
+      <w:r>
+        <w:rPr>
+          <w:bCs/>
+          <w:b/>
+        </w:rPr>
+        <w:t xml:space="preserve">Avoid volatile facts.</w:t>
+      </w:r>
+      <w:r>
+        <w:t xml:space="preserve"> </w:t>
+      </w:r>
+      <w:r>
+        <w:t xml:space="preserve">Tariff rates, fee amounts, thresholds, the current status of an action and system names change. Prefer a card on where to find the current value. If you must keep a fact that can change, tag the card</w:t>
+      </w:r>
+      <w:r>
+        <w:t xml:space="preserve"> </w:t>
+      </w:r>
+      <w:r>
+        <w:rPr>
+          <w:rStyle w:val="VerbatimChar"/>
+        </w:rPr>
+        <w:t xml:space="preserve">dated</w:t>
+      </w:r>
+      <w:r>
+        <w:t xml:space="preserve">, cite the source, and end the back with the month you checked it, for example "(as of Oct 2026)". The team deck uses the same convention. Update or delete the card when the fact changes.</w:t>
+      </w:r>
+    </w:p>
+    <w:p>
+      <w:pPr>
+        <w:numPr>
+          <w:ilvl w:val="0"/>
+          <w:numId w:val="1003"/>
+        </w:numPr>
+        <w:pStyle w:val="Compact"/>
+      </w:pPr>
+      <w:r>
+        <w:rPr>
+          <w:bCs/>
+          <w:b/>
+        </w:rPr>
+        <w:t xml:space="preserve">Cite a source</w:t>
+      </w:r>
+      <w:r>
+        <w:t xml:space="preserve"> </w:t>
+      </w:r>
+      <w:r>
+        <w:t xml:space="preserve">in the Source field: primer section, regulation, SOP ID, brief ID, OneNote page. A card you cannot source is a question for the question log, not a card.</w:t>
+      </w:r>
+    </w:p>
+    <w:p>
+      <w:pPr>
+        <w:numPr>
+          <w:ilvl w:val="0"/>
+          <w:numId w:val="1003"/>
+        </w:numPr>
+        <w:pStyle w:val="Compact"/>
+      </w:pPr>
+      <w:r>
+        <w:rPr>
+          <w:bCs/>
+          <w:b/>
+        </w:rPr>
+        <w:t xml:space="preserve">Your own words,</w:t>
+      </w:r>
+      <w:r>
+        <w:t xml:space="preserve"> </w:t>
+      </w:r>
+      <w:r>
+        <w:t xml:space="preserve">not copied paragraphs. Writing the card is half the learning.</w:t>
+      </w:r>
+    </w:p>
+    <w:p>
+      <w:pPr>
+        <w:numPr>
+          <w:ilvl w:val="0"/>
+          <w:numId w:val="1003"/>
+        </w:numPr>
+        <w:pStyle w:val="Compact"/>
+      </w:pPr>
+      <w:r>
+        <w:rPr>
+          <w:bCs/>
+          <w:b/>
+        </w:rPr>
+        <w:t xml:space="preserve">No lists longer than 3.</w:t>
+      </w:r>
+      <w:r>
+        <w:t xml:space="preserve"> </w:t>
+      </w:r>
+      <w:r>
+        <w:t xml:space="preserve">Break them up or use cloze, one card per item. Exception: the team deck keeps a few fixed lists from a legal text or standard (for example the nine USMCA certification data elements or the five ECCN product groups) as numbered lists; every card you write follows rule 8.</w:t>
+      </w:r>
+    </w:p>
+    <w:p>
+      <w:pPr>
+        <w:numPr>
+          <w:ilvl w:val="0"/>
+          <w:numId w:val="1003"/>
+        </w:numPr>
+        <w:pStyle w:val="Compact"/>
+      </w:pPr>
+      <w:r>
+        <w:rPr>
+          <w:bCs/>
+          <w:b/>
+        </w:rPr>
+        <w:t xml:space="preserve">No yes or no questions.</w:t>
+      </w:r>
+      <w:r>
+        <w:t xml:space="preserve"> </w:t>
+      </w:r>
+      <w:r>
+        <w:t xml:space="preserve">Ask for the thing itself.</w:t>
+      </w:r>
+    </w:p>
+    <w:p>
+      <w:pPr>
+        <w:numPr>
+          <w:ilvl w:val="0"/>
+          <w:numId w:val="1003"/>
+        </w:numPr>
+        <w:pStyle w:val="Compact"/>
+      </w:pPr>
+      <w:r>
+        <w:rPr>
+          <w:bCs/>
+          <w:b/>
+        </w:rPr>
         <w:t xml:space="preserve">Fix or suspend bad cards.</w:t>
       </w:r>
       <w:r>
@@ -635,8 +823,8 @@
         <w:t xml:space="preserve">A card you keep failing is badly written more often than it is hard. Rewrite it.</w:t>
       </w:r>
     </w:p>
-    <w:bookmarkEnd w:id="21"/>
-    <w:bookmarkStart w:id="22" w:name="good-and-bad-examples-from-our-domain"/>
+    <w:bookmarkEnd w:id="22"/>
+    <w:bookmarkStart w:id="23" w:name="good-and-bad-examples-from-our-domain"/>
     <w:p>
       <w:pPr>
         <w:pStyle w:val="Heading2"/>
@@ -1070,7 +1258,7 @@
       <w:pPr>
         <w:numPr>
           <w:ilvl w:val="0"/>
-          <w:numId w:val="1003"/>
+          <w:numId w:val="1004"/>
         </w:numPr>
         <w:pStyle w:val="Compact"/>
       </w:pPr>
@@ -1082,7 +1270,7 @@
       <w:pPr>
         <w:numPr>
           <w:ilvl w:val="0"/>
-          <w:numId w:val="1003"/>
+          <w:numId w:val="1004"/>
         </w:numPr>
         <w:pStyle w:val="Compact"/>
       </w:pPr>
@@ -1094,7 +1282,7 @@
       <w:pPr>
         <w:numPr>
           <w:ilvl w:val="0"/>
-          <w:numId w:val="1003"/>
+          <w:numId w:val="1004"/>
         </w:numPr>
         <w:pStyle w:val="Compact"/>
       </w:pPr>
@@ -1114,8 +1302,8 @@
         <w:t xml:space="preserve">.</w:t>
       </w:r>
     </w:p>
-    <w:bookmarkEnd w:id="22"/>
-    <w:bookmarkStart w:id="23" w:name="tag-convention"/>
+    <w:bookmarkEnd w:id="23"/>
+    <w:bookmarkStart w:id="24" w:name="tag-convention"/>
     <w:p>
       <w:pPr>
         <w:pStyle w:val="Heading2"/>
@@ -1136,7 +1324,7 @@
       <w:pPr>
         <w:numPr>
           <w:ilvl w:val="0"/>
-          <w:numId w:val="1004"/>
+          <w:numId w:val="1005"/>
         </w:numPr>
         <w:pStyle w:val="Compact"/>
       </w:pPr>
@@ -1305,7 +1493,7 @@
       <w:pPr>
         <w:numPr>
           <w:ilvl w:val="0"/>
-          <w:numId w:val="1004"/>
+          <w:numId w:val="1005"/>
         </w:numPr>
         <w:pStyle w:val="Compact"/>
       </w:pPr>
@@ -1347,7 +1535,7 @@
       <w:pPr>
         <w:numPr>
           <w:ilvl w:val="0"/>
-          <w:numId w:val="1004"/>
+          <w:numId w:val="1005"/>
         </w:numPr>
         <w:pStyle w:val="Compact"/>
       </w:pPr>
@@ -1447,7 +1635,7 @@
       <w:pPr>
         <w:numPr>
           <w:ilvl w:val="0"/>
-          <w:numId w:val="1004"/>
+          <w:numId w:val="1005"/>
         </w:numPr>
         <w:pStyle w:val="Compact"/>
       </w:pPr>
@@ -1471,7 +1659,7 @@
       <w:pPr>
         <w:numPr>
           <w:ilvl w:val="0"/>
-          <w:numId w:val="1004"/>
+          <w:numId w:val="1005"/>
         </w:numPr>
         <w:pStyle w:val="Compact"/>
       </w:pPr>
@@ -1479,8 +1667,8 @@
         <w:t xml:space="preserve">Keep topic names short and reuse existing ones. Check the tag tree before you invent a new topic.</w:t>
       </w:r>
     </w:p>
-    <w:bookmarkEnd w:id="23"/>
-    <w:bookmarkStart w:id="24" w:name="daily-routine-15-minutes"/>
+    <w:bookmarkEnd w:id="24"/>
+    <w:bookmarkStart w:id="25" w:name="daily-routine-15-minutes"/>
     <w:p>
       <w:pPr>
         <w:pStyle w:val="Heading2"/>
@@ -1498,9 +1686,9 @@
         <w:tblLayout w:type="fixed"/>
       </w:tblPr>
       <w:tblGrid>
-        <w:gridCol w:w="1914"/>
-        <w:gridCol w:w="6328"/>
-        <w:gridCol w:w="1116"/>
+        <w:gridCol w:w="1865"/>
+        <w:gridCol w:w="6405"/>
+        <w:gridCol w:w="1088"/>
       </w:tblGrid>
       <w:tr>
         <w:trPr>
@@ -1508,7 +1696,7 @@
         </w:trPr>
         <w:tc>
           <w:tcPr>
-            <w:tcW w:w="1914" w:type="dxa"/>
+            <w:tcW w:w="1865" w:type="dxa"/>
           </w:tcPr>
           <w:p>
             <w:pPr>
@@ -1522,7 +1710,7 @@
         </w:tc>
         <w:tc>
           <w:tcPr>
-            <w:tcW w:w="6328" w:type="dxa"/>
+            <w:tcW w:w="6405" w:type="dxa"/>
           </w:tcPr>
           <w:p>
             <w:pPr>
@@ -1536,7 +1724,7 @@
         </w:tc>
         <w:tc>
           <w:tcPr>
-            <w:tcW w:w="1116" w:type="dxa"/>
+            <w:tcW w:w="1088" w:type="dxa"/>
           </w:tcPr>
           <w:p>
             <w:pPr>
@@ -1552,7 +1740,7 @@
       <w:tr>
         <w:tc>
           <w:tcPr>
-            <w:tcW w:w="1914" w:type="dxa"/>
+            <w:tcW w:w="1865" w:type="dxa"/>
           </w:tcPr>
           <w:p>
             <w:pPr>
@@ -1566,21 +1754,21 @@
         </w:tc>
         <w:tc>
           <w:tcPr>
-            <w:tcW w:w="6328" w:type="dxa"/>
-          </w:tcPr>
-          <w:p>
-            <w:pPr>
-              <w:pStyle w:val="Compact"/>
-              <w:jc w:val="left"/>
-            </w:pPr>
-            <w:r>
-              <w:t xml:space="preserve">Review all due cards in both decks. Reviews before new cards</w:t>
-            </w:r>
-          </w:p>
-        </w:tc>
-        <w:tc>
-          <w:tcPr>
-            <w:tcW w:w="1116" w:type="dxa"/>
+            <w:tcW w:w="6405" w:type="dxa"/>
+          </w:tcPr>
+          <w:p>
+            <w:pPr>
+              <w:pStyle w:val="Compact"/>
+              <w:jc w:val="left"/>
+            </w:pPr>
+            <w:r>
+              <w:t xml:space="preserve">Current unit (new cards and its reviews), then the top deck (remaining reviews), then your own deck</w:t>
+            </w:r>
+          </w:p>
+        </w:tc>
+        <w:tc>
+          <w:tcPr>
+            <w:tcW w:w="1088" w:type="dxa"/>
           </w:tcPr>
           <w:p>
             <w:pPr>
@@ -1596,7 +1784,7 @@
       <w:tr>
         <w:tc>
           <w:tcPr>
-            <w:tcW w:w="1914" w:type="dxa"/>
+            <w:tcW w:w="1865" w:type="dxa"/>
           </w:tcPr>
           <w:p>
             <w:pPr>
@@ -1610,7 +1798,7 @@
         </w:tc>
         <w:tc>
           <w:tcPr>
-            <w:tcW w:w="6328" w:type="dxa"/>
+            <w:tcW w:w="6405" w:type="dxa"/>
           </w:tcPr>
           <w:p>
             <w:pPr>
@@ -1624,7 +1812,7 @@
         </w:tc>
         <w:tc>
           <w:tcPr>
-            <w:tcW w:w="1116" w:type="dxa"/>
+            <w:tcW w:w="1088" w:type="dxa"/>
           </w:tcPr>
           <w:p>
             <w:pPr>
@@ -1640,7 +1828,7 @@
       <w:tr>
         <w:tc>
           <w:tcPr>
-            <w:tcW w:w="1914" w:type="dxa"/>
+            <w:tcW w:w="1865" w:type="dxa"/>
           </w:tcPr>
           <w:p>
             <w:pPr>
@@ -1654,7 +1842,7 @@
         </w:tc>
         <w:tc>
           <w:tcPr>
-            <w:tcW w:w="6328" w:type="dxa"/>
+            <w:tcW w:w="6405" w:type="dxa"/>
           </w:tcPr>
           <w:p>
             <w:pPr>
@@ -1668,7 +1856,7 @@
         </w:tc>
         <w:tc>
           <w:tcPr>
-            <w:tcW w:w="1116" w:type="dxa"/>
+            <w:tcW w:w="1088" w:type="dxa"/>
           </w:tcPr>
           <w:p>
             <w:pPr>
@@ -1684,7 +1872,7 @@
       <w:tr>
         <w:tc>
           <w:tcPr>
-            <w:tcW w:w="1914" w:type="dxa"/>
+            <w:tcW w:w="1865" w:type="dxa"/>
           </w:tcPr>
           <w:p>
             <w:pPr>
@@ -1698,7 +1886,7 @@
         </w:tc>
         <w:tc>
           <w:tcPr>
-            <w:tcW w:w="6328" w:type="dxa"/>
+            <w:tcW w:w="6405" w:type="dxa"/>
           </w:tcPr>
           <w:p>
             <w:pPr>
@@ -1760,7 +1948,7 @@
         </w:tc>
         <w:tc>
           <w:tcPr>
-            <w:tcW w:w="1116" w:type="dxa"/>
+            <w:tcW w:w="1088" w:type="dxa"/>
           </w:tcPr>
           <w:p>
             <w:pPr>
@@ -1779,7 +1967,7 @@
         <w:pStyle w:val="BodyText"/>
       </w:pPr>
       <w:r>
-        <w:t xml:space="preserve">Settings that keep it at 15 minutes: in the deck options for the team deck, set new cards per day to about 10. If reviews take more than 20 minutes for 3 days in a row, cut new cards to 5 until it settles. Anki tags a card</w:t>
+        <w:t xml:space="preserve">Settings that keep it at 15 minutes: the setup above (10 new cards a day from the current unit, reviews only on the top deck). If reviews take more than 20 minutes for 3 days in a row, cut new cards to 5 until it settles. Anki tags a card</w:t>
       </w:r>
       <w:r>
         <w:t xml:space="preserve"> </w:t>
@@ -1812,8 +2000,8 @@
         <w:t xml:space="preserve">and rewrite them.</w:t>
       </w:r>
     </w:p>
-    <w:bookmarkEnd w:id="24"/>
-    <w:bookmarkStart w:id="25" w:name="adding-your-own-cards-in-a-separate-deck"/>
+    <w:bookmarkEnd w:id="25"/>
+    <w:bookmarkStart w:id="26" w:name="adding-your-own-cards-in-a-separate-deck"/>
     <w:p>
       <w:pPr>
         <w:pStyle w:val="Heading2"/>
@@ -1826,7 +2014,7 @@
       <w:pPr>
         <w:numPr>
           <w:ilvl w:val="0"/>
-          <w:numId w:val="1005"/>
+          <w:numId w:val="1006"/>
         </w:numPr>
         <w:pStyle w:val="Compact"/>
       </w:pPr>
@@ -1848,7 +2036,7 @@
       <w:pPr>
         <w:numPr>
           <w:ilvl w:val="0"/>
-          <w:numId w:val="1005"/>
+          <w:numId w:val="1006"/>
         </w:numPr>
         <w:pStyle w:val="Compact"/>
       </w:pPr>
@@ -1870,7 +2058,7 @@
       <w:pPr>
         <w:numPr>
           <w:ilvl w:val="0"/>
-          <w:numId w:val="1005"/>
+          <w:numId w:val="1006"/>
         </w:numPr>
         <w:pStyle w:val="Compact"/>
       </w:pPr>
@@ -1919,7 +2107,7 @@
       <w:pPr>
         <w:numPr>
           <w:ilvl w:val="0"/>
-          <w:numId w:val="1005"/>
+          <w:numId w:val="1006"/>
         </w:numPr>
         <w:pStyle w:val="Compact"/>
       </w:pPr>
@@ -1941,7 +2129,7 @@
       <w:pPr>
         <w:numPr>
           <w:ilvl w:val="0"/>
-          <w:numId w:val="1005"/>
+          <w:numId w:val="1006"/>
         </w:numPr>
         <w:pStyle w:val="Compact"/>
       </w:pPr>
@@ -1959,8 +2147,8 @@
         <w:t xml:space="preserve">once a week, swap 5 new cards with the other hire and check each other's facts. The Manager's milestone spot check counts errors.</w:t>
       </w:r>
     </w:p>
-    <w:bookmarkEnd w:id="25"/>
-    <w:bookmarkStart w:id="26" w:name="caution-ankiweb-sync"/>
+    <w:bookmarkEnd w:id="26"/>
+    <w:bookmarkStart w:id="27" w:name="caution-ankiweb-sync"/>
     <w:p>
       <w:pPr>
         <w:pStyle w:val="Heading2"/>
@@ -1973,7 +2161,7 @@
       <w:pPr>
         <w:numPr>
           <w:ilvl w:val="0"/>
-          <w:numId w:val="1006"/>
+          <w:numId w:val="1007"/>
         </w:numPr>
         <w:pStyle w:val="Compact"/>
       </w:pPr>
@@ -1985,7 +2173,7 @@
       <w:pPr>
         <w:numPr>
           <w:ilvl w:val="0"/>
-          <w:numId w:val="1006"/>
+          <w:numId w:val="1007"/>
         </w:numPr>
         <w:pStyle w:val="Compact"/>
       </w:pPr>
@@ -1997,7 +2185,7 @@
       <w:pPr>
         <w:numPr>
           <w:ilvl w:val="0"/>
-          <w:numId w:val="1006"/>
+          <w:numId w:val="1007"/>
         </w:numPr>
         <w:pStyle w:val="Compact"/>
       </w:pPr>
@@ -2034,7 +2222,7 @@
       <w:pPr>
         <w:numPr>
           <w:ilvl w:val="0"/>
-          <w:numId w:val="1006"/>
+          <w:numId w:val="1007"/>
         </w:numPr>
         <w:pStyle w:val="Compact"/>
       </w:pPr>
@@ -2042,8 +2230,8 @@
         <w:t xml:space="preserve">If you want to study the generic team deck on your phone, ask the Manager first. The only safe set-up is a second Anki profile (File &gt; Switch Profile) that holds the team deck only and is the only profile linked to your AnkiWeb account. Never link two profiles to the same AnkiWeb account: the Anki manual warns this loses data.</w:t>
       </w:r>
     </w:p>
-    <w:bookmarkEnd w:id="26"/>
-    <w:bookmarkStart w:id="27" w:name="X71b78af80e8ba50b8f50ada172148c088b2c3ad"/>
+    <w:bookmarkEnd w:id="27"/>
+    <w:bookmarkStart w:id="28" w:name="X71b78af80e8ba50b8f50ada172148c088b2c3ad"/>
     <w:p>
       <w:pPr>
         <w:pStyle w:val="Heading2"/>
@@ -2064,7 +2252,7 @@
       <w:pPr>
         <w:numPr>
           <w:ilvl w:val="0"/>
-          <w:numId w:val="1007"/>
+          <w:numId w:val="1008"/>
         </w:numPr>
         <w:pStyle w:val="Compact"/>
       </w:pPr>
@@ -2086,7 +2274,7 @@
       <w:pPr>
         <w:numPr>
           <w:ilvl w:val="0"/>
-          <w:numId w:val="1007"/>
+          <w:numId w:val="1008"/>
         </w:numPr>
         <w:pStyle w:val="Compact"/>
       </w:pPr>
@@ -2108,7 +2296,7 @@
       <w:pPr>
         <w:numPr>
           <w:ilvl w:val="0"/>
-          <w:numId w:val="1007"/>
+          <w:numId w:val="1008"/>
         </w:numPr>
         <w:pStyle w:val="Compact"/>
       </w:pPr>
@@ -2130,7 +2318,7 @@
       <w:pPr>
         <w:numPr>
           <w:ilvl w:val="0"/>
-          <w:numId w:val="1007"/>
+          <w:numId w:val="1008"/>
         </w:numPr>
         <w:pStyle w:val="Compact"/>
       </w:pPr>
@@ -2152,7 +2340,7 @@
       <w:pPr>
         <w:numPr>
           <w:ilvl w:val="0"/>
-          <w:numId w:val="1007"/>
+          <w:numId w:val="1008"/>
         </w:numPr>
         <w:pStyle w:val="Compact"/>
       </w:pPr>
@@ -2160,8 +2348,8 @@
         <w:t xml:space="preserve">When a fact changes, fix it in the shared workbook first, then in Anki, and tell the other hire.</w:t>
       </w:r>
     </w:p>
-    <w:bookmarkEnd w:id="27"/>
-    <w:bookmarkStart w:id="28" w:name="quality-checklist-for-each-card"/>
+    <w:bookmarkEnd w:id="28"/>
+    <w:bookmarkStart w:id="29" w:name="quality-checklist-for-each-card"/>
     <w:p>
       <w:pPr>
         <w:pStyle w:val="Heading2"/>
@@ -2174,7 +2362,7 @@
       <w:pPr>
         <w:numPr>
           <w:ilvl w:val="0"/>
-          <w:numId w:val="1008"/>
+          <w:numId w:val="1009"/>
         </w:numPr>
         <w:pStyle w:val="Compact"/>
       </w:pPr>
@@ -2186,7 +2374,7 @@
       <w:pPr>
         <w:numPr>
           <w:ilvl w:val="0"/>
-          <w:numId w:val="1008"/>
+          <w:numId w:val="1009"/>
         </w:numPr>
         <w:pStyle w:val="Compact"/>
       </w:pPr>
@@ -2198,7 +2386,7 @@
       <w:pPr>
         <w:numPr>
           <w:ilvl w:val="0"/>
-          <w:numId w:val="1008"/>
+          <w:numId w:val="1009"/>
         </w:numPr>
         <w:pStyle w:val="Compact"/>
       </w:pPr>
@@ -2210,7 +2398,7 @@
       <w:pPr>
         <w:numPr>
           <w:ilvl w:val="0"/>
-          <w:numId w:val="1008"/>
+          <w:numId w:val="1009"/>
         </w:numPr>
         <w:pStyle w:val="Compact"/>
       </w:pPr>
@@ -2222,7 +2410,7 @@
       <w:pPr>
         <w:numPr>
           <w:ilvl w:val="0"/>
-          <w:numId w:val="1008"/>
+          <w:numId w:val="1009"/>
         </w:numPr>
         <w:pStyle w:val="Compact"/>
       </w:pPr>
@@ -2249,7 +2437,7 @@
       <w:pPr>
         <w:numPr>
           <w:ilvl w:val="0"/>
-          <w:numId w:val="1008"/>
+          <w:numId w:val="1009"/>
         </w:numPr>
         <w:pStyle w:val="Compact"/>
       </w:pPr>
@@ -2300,7 +2488,7 @@
       <w:pPr>
         <w:numPr>
           <w:ilvl w:val="0"/>
-          <w:numId w:val="1008"/>
+          <w:numId w:val="1009"/>
         </w:numPr>
         <w:pStyle w:val="Compact"/>
       </w:pPr>
@@ -2308,8 +2496,8 @@
         <w:t xml:space="preserve">☐ My cards are in my own deck only, never in the team deck, with no confidential data.</w:t>
       </w:r>
     </w:p>
-    <w:bookmarkEnd w:id="28"/>
     <w:bookmarkEnd w:id="29"/>
+    <w:bookmarkEnd w:id="30"/>
     <w:sectPr/>
   </w:body>
 </w:document>
@@ -2584,6 +2772,9 @@
     <w:abstractNumId w:val="991"/>
   </w:num>
   <w:num w:numId="1002">
+    <w:abstractNumId w:val="991"/>
+  </w:num>
+  <w:num w:numId="1003">
     <w:abstractNumId w:val="99411"/>
     <w:lvlOverride w:ilvl="0">
       <w:startOverride w:val="1"/>
@@ -2613,13 +2804,13 @@
       <w:startOverride w:val="1"/>
     </w:lvlOverride>
   </w:num>
-  <w:num w:numId="1003">
-    <w:abstractNumId w:val="991"/>
-  </w:num>
   <w:num w:numId="1004">
     <w:abstractNumId w:val="991"/>
   </w:num>
   <w:num w:numId="1005">
+    <w:abstractNumId w:val="991"/>
+  </w:num>
+  <w:num w:numId="1006">
     <w:abstractNumId w:val="99411"/>
     <w:lvlOverride w:ilvl="0">
       <w:startOverride w:val="1"/>
@@ -2649,10 +2840,10 @@
       <w:startOverride w:val="1"/>
     </w:lvlOverride>
   </w:num>
-  <w:num w:numId="1006">
+  <w:num w:numId="1007">
     <w:abstractNumId w:val="991"/>
   </w:num>
-  <w:num w:numId="1007">
+  <w:num w:numId="1008">
     <w:abstractNumId w:val="99411"/>
     <w:lvlOverride w:ilvl="0">
       <w:startOverride w:val="1"/>
@@ -2682,7 +2873,7 @@
       <w:startOverride w:val="1"/>
     </w:lvlOverride>
   </w:num>
-  <w:num w:numId="1008">
+  <w:num w:numId="1009">
     <w:abstractNumId w:val="991"/>
   </w:num>
 </w:numbering>

--- a/dist/docs/templates/knowledge/anki-card-writing-guide.docx
+++ b/dist/docs/templates/knowledge/anki-card-writing-guide.docx
@@ -121,10 +121,10 @@
         <w:tblLayout w:type="fixed"/>
       </w:tblPr>
       <w:tblGrid>
-        <w:gridCol w:w="1432"/>
-        <w:gridCol w:w="3117"/>
-        <w:gridCol w:w="2568"/>
-        <w:gridCol w:w="2241"/>
+        <w:gridCol w:w="1495"/>
+        <w:gridCol w:w="3092"/>
+        <w:gridCol w:w="2548"/>
+        <w:gridCol w:w="2223"/>
       </w:tblGrid>
       <w:tr>
         <w:trPr>
@@ -132,7 +132,7 @@
         </w:trPr>
         <w:tc>
           <w:tcPr>
-            <w:tcW w:w="1432" w:type="dxa"/>
+            <w:tcW w:w="1495" w:type="dxa"/>
           </w:tcPr>
           <w:p>
             <w:pPr>
@@ -146,7 +146,7 @@
         </w:tc>
         <w:tc>
           <w:tcPr>
-            <w:tcW w:w="3117" w:type="dxa"/>
+            <w:tcW w:w="3092" w:type="dxa"/>
           </w:tcPr>
           <w:p>
             <w:pPr>
@@ -160,7 +160,7 @@
         </w:tc>
         <w:tc>
           <w:tcPr>
-            <w:tcW w:w="2568" w:type="dxa"/>
+            <w:tcW w:w="2548" w:type="dxa"/>
           </w:tcPr>
           <w:p>
             <w:pPr>
@@ -174,7 +174,7 @@
         </w:tc>
         <w:tc>
           <w:tcPr>
-            <w:tcW w:w="2241" w:type="dxa"/>
+            <w:tcW w:w="2223" w:type="dxa"/>
           </w:tcPr>
           <w:p>
             <w:pPr>
@@ -190,7 +190,7 @@
       <w:tr>
         <w:tc>
           <w:tcPr>
-            <w:tcW w:w="1432" w:type="dxa"/>
+            <w:tcW w:w="1495" w:type="dxa"/>
           </w:tcPr>
           <w:p>
             <w:pPr>
@@ -204,7 +204,7 @@
         </w:tc>
         <w:tc>
           <w:tcPr>
-            <w:tcW w:w="3117" w:type="dxa"/>
+            <w:tcW w:w="3092" w:type="dxa"/>
           </w:tcPr>
           <w:p>
             <w:pPr>
@@ -218,7 +218,7 @@
         </w:tc>
         <w:tc>
           <w:tcPr>
-            <w:tcW w:w="2568" w:type="dxa"/>
+            <w:tcW w:w="2548" w:type="dxa"/>
           </w:tcPr>
           <w:p>
             <w:pPr>
@@ -232,7 +232,7 @@
         </w:tc>
         <w:tc>
           <w:tcPr>
-            <w:tcW w:w="2241" w:type="dxa"/>
+            <w:tcW w:w="2223" w:type="dxa"/>
           </w:tcPr>
           <w:p>
             <w:pPr>
@@ -248,7 +248,7 @@
       <w:tr>
         <w:tc>
           <w:tcPr>
-            <w:tcW w:w="1432" w:type="dxa"/>
+            <w:tcW w:w="1495" w:type="dxa"/>
           </w:tcPr>
           <w:p>
             <w:pPr>
@@ -262,7 +262,7 @@
         </w:tc>
         <w:tc>
           <w:tcPr>
-            <w:tcW w:w="3117" w:type="dxa"/>
+            <w:tcW w:w="3092" w:type="dxa"/>
           </w:tcPr>
           <w:p>
             <w:pPr>
@@ -300,7 +300,7 @@
         </w:tc>
         <w:tc>
           <w:tcPr>
-            <w:tcW w:w="2568" w:type="dxa"/>
+            <w:tcW w:w="2548" w:type="dxa"/>
           </w:tcPr>
           <w:p>
             <w:pPr>
@@ -314,7 +314,7 @@
         </w:tc>
         <w:tc>
           <w:tcPr>
-            <w:tcW w:w="2241" w:type="dxa"/>
+            <w:tcW w:w="2223" w:type="dxa"/>
           </w:tcPr>
           <w:p>
             <w:pPr>
@@ -842,9 +842,9 @@
         <w:tblLayout w:type="fixed"/>
       </w:tblPr>
       <w:tblGrid>
-        <w:gridCol w:w="2281"/>
-        <w:gridCol w:w="1609"/>
-        <w:gridCol w:w="5469"/>
+        <w:gridCol w:w="2111"/>
+        <w:gridCol w:w="2185"/>
+        <w:gridCol w:w="5063"/>
       </w:tblGrid>
       <w:tr>
         <w:trPr>
@@ -852,7 +852,7 @@
         </w:trPr>
         <w:tc>
           <w:tcPr>
-            <w:tcW w:w="2281" w:type="dxa"/>
+            <w:tcW w:w="2111" w:type="dxa"/>
           </w:tcPr>
           <w:p>
             <w:pPr>
@@ -866,7 +866,7 @@
         </w:tc>
         <w:tc>
           <w:tcPr>
-            <w:tcW w:w="1609" w:type="dxa"/>
+            <w:tcW w:w="2185" w:type="dxa"/>
           </w:tcPr>
           <w:p>
             <w:pPr>
@@ -880,7 +880,7 @@
         </w:tc>
         <w:tc>
           <w:tcPr>
-            <w:tcW w:w="5469" w:type="dxa"/>
+            <w:tcW w:w="5063" w:type="dxa"/>
           </w:tcPr>
           <w:p>
             <w:pPr>
@@ -896,7 +896,7 @@
       <w:tr>
         <w:tc>
           <w:tcPr>
-            <w:tcW w:w="2281" w:type="dxa"/>
+            <w:tcW w:w="2111" w:type="dxa"/>
           </w:tcPr>
           <w:p>
             <w:pPr>
@@ -910,7 +910,7 @@
         </w:tc>
         <w:tc>
           <w:tcPr>
-            <w:tcW w:w="1609" w:type="dxa"/>
+            <w:tcW w:w="2185" w:type="dxa"/>
           </w:tcPr>
           <w:p>
             <w:pPr>
@@ -924,7 +924,7 @@
         </w:tc>
         <w:tc>
           <w:tcPr>
-            <w:tcW w:w="5469" w:type="dxa"/>
+            <w:tcW w:w="5063" w:type="dxa"/>
           </w:tcPr>
           <w:p>
             <w:pPr>
@@ -940,7 +940,7 @@
       <w:tr>
         <w:tc>
           <w:tcPr>
-            <w:tcW w:w="2281" w:type="dxa"/>
+            <w:tcW w:w="2111" w:type="dxa"/>
           </w:tcPr>
           <w:p>
             <w:pPr>
@@ -954,7 +954,7 @@
         </w:tc>
         <w:tc>
           <w:tcPr>
-            <w:tcW w:w="1609" w:type="dxa"/>
+            <w:tcW w:w="2185" w:type="dxa"/>
           </w:tcPr>
           <w:p>
             <w:pPr>
@@ -968,7 +968,7 @@
         </w:tc>
         <w:tc>
           <w:tcPr>
-            <w:tcW w:w="5469" w:type="dxa"/>
+            <w:tcW w:w="5063" w:type="dxa"/>
           </w:tcPr>
           <w:p>
             <w:pPr>
@@ -984,7 +984,7 @@
       <w:tr>
         <w:tc>
           <w:tcPr>
-            <w:tcW w:w="2281" w:type="dxa"/>
+            <w:tcW w:w="2111" w:type="dxa"/>
           </w:tcPr>
           <w:p>
             <w:pPr>
@@ -998,7 +998,7 @@
         </w:tc>
         <w:tc>
           <w:tcPr>
-            <w:tcW w:w="1609" w:type="dxa"/>
+            <w:tcW w:w="2185" w:type="dxa"/>
           </w:tcPr>
           <w:p>
             <w:pPr>
@@ -1012,7 +1012,7 @@
         </w:tc>
         <w:tc>
           <w:tcPr>
-            <w:tcW w:w="5469" w:type="dxa"/>
+            <w:tcW w:w="5063" w:type="dxa"/>
           </w:tcPr>
           <w:p>
             <w:pPr>
@@ -1028,7 +1028,7 @@
       <w:tr>
         <w:tc>
           <w:tcPr>
-            <w:tcW w:w="2281" w:type="dxa"/>
+            <w:tcW w:w="2111" w:type="dxa"/>
           </w:tcPr>
           <w:p>
             <w:pPr>
@@ -1042,7 +1042,7 @@
         </w:tc>
         <w:tc>
           <w:tcPr>
-            <w:tcW w:w="1609" w:type="dxa"/>
+            <w:tcW w:w="2185" w:type="dxa"/>
           </w:tcPr>
           <w:p>
             <w:pPr>
@@ -1056,7 +1056,7 @@
         </w:tc>
         <w:tc>
           <w:tcPr>
-            <w:tcW w:w="5469" w:type="dxa"/>
+            <w:tcW w:w="5063" w:type="dxa"/>
           </w:tcPr>
           <w:p>
             <w:pPr>
@@ -1072,7 +1072,7 @@
       <w:tr>
         <w:tc>
           <w:tcPr>
-            <w:tcW w:w="2281" w:type="dxa"/>
+            <w:tcW w:w="2111" w:type="dxa"/>
           </w:tcPr>
           <w:p>
             <w:pPr>
@@ -1086,7 +1086,7 @@
         </w:tc>
         <w:tc>
           <w:tcPr>
-            <w:tcW w:w="1609" w:type="dxa"/>
+            <w:tcW w:w="2185" w:type="dxa"/>
           </w:tcPr>
           <w:p>
             <w:pPr>
@@ -1100,7 +1100,7 @@
         </w:tc>
         <w:tc>
           <w:tcPr>
-            <w:tcW w:w="5469" w:type="dxa"/>
+            <w:tcW w:w="5063" w:type="dxa"/>
           </w:tcPr>
           <w:p>
             <w:pPr>
@@ -1116,7 +1116,7 @@
       <w:tr>
         <w:tc>
           <w:tcPr>
-            <w:tcW w:w="2281" w:type="dxa"/>
+            <w:tcW w:w="2111" w:type="dxa"/>
           </w:tcPr>
           <w:p>
             <w:pPr>
@@ -1130,7 +1130,7 @@
         </w:tc>
         <w:tc>
           <w:tcPr>
-            <w:tcW w:w="1609" w:type="dxa"/>
+            <w:tcW w:w="2185" w:type="dxa"/>
           </w:tcPr>
           <w:p>
             <w:pPr>
@@ -1144,7 +1144,7 @@
         </w:tc>
         <w:tc>
           <w:tcPr>
-            <w:tcW w:w="5469" w:type="dxa"/>
+            <w:tcW w:w="5063" w:type="dxa"/>
           </w:tcPr>
           <w:p>
             <w:pPr>
@@ -1160,7 +1160,7 @@
       <w:tr>
         <w:tc>
           <w:tcPr>
-            <w:tcW w:w="2281" w:type="dxa"/>
+            <w:tcW w:w="2111" w:type="dxa"/>
           </w:tcPr>
           <w:p>
             <w:pPr>
@@ -1174,7 +1174,7 @@
         </w:tc>
         <w:tc>
           <w:tcPr>
-            <w:tcW w:w="1609" w:type="dxa"/>
+            <w:tcW w:w="2185" w:type="dxa"/>
           </w:tcPr>
           <w:p>
             <w:pPr>
@@ -1188,7 +1188,7 @@
         </w:tc>
         <w:tc>
           <w:tcPr>
-            <w:tcW w:w="5469" w:type="dxa"/>
+            <w:tcW w:w="5063" w:type="dxa"/>
           </w:tcPr>
           <w:p>
             <w:pPr>
@@ -1204,7 +1204,7 @@
       <w:tr>
         <w:tc>
           <w:tcPr>
-            <w:tcW w:w="2281" w:type="dxa"/>
+            <w:tcW w:w="2111" w:type="dxa"/>
           </w:tcPr>
           <w:p>
             <w:pPr>
@@ -1218,7 +1218,7 @@
         </w:tc>
         <w:tc>
           <w:tcPr>
-            <w:tcW w:w="1609" w:type="dxa"/>
+            <w:tcW w:w="2185" w:type="dxa"/>
           </w:tcPr>
           <w:p>
             <w:pPr>
@@ -1232,7 +1232,7 @@
         </w:tc>
         <w:tc>
           <w:tcPr>
-            <w:tcW w:w="5469" w:type="dxa"/>
+            <w:tcW w:w="5063" w:type="dxa"/>
           </w:tcPr>
           <w:p>
             <w:pPr>
